--- a/wpa_python_port/claude_version_cct_rgb_gain_method/docs/WPA_Algorithm_Spec_For_Algo_and_DIC.docx
+++ b/wpa_python_port/claude_version_cct_rgb_gain_method/docs/WPA_Algorithm_Spec_For_Algo_and_DIC.docx
@@ -318,7 +318,7 @@
     </w:p>
     <w:p>
       <w:r>
-        <w:t>1) WA_SEL=64 对应 D65(6500K)；2) 冷暖端点覆盖 4500K~9300K；3) 运行时复杂度满足 DIC 实时预算；4) 亮度感知尽量稳定。</w:t>
+        <w:t>1) WA_SEL=64 对应 D65(6500K)；2) 冷暖端点覆盖 3000K~9300K；3) 运行时复杂度满足 DIC 实时预算；4) 亮度感知尽量稳定。</w:t>
       </w:r>
     </w:p>
     <w:p>
@@ -349,7 +349,7 @@
     </w:p>
     <w:p>
       <w:r>
-        <w:t>Eq. (1)  wa &lt;= 64:   T(wa) = 6500 - (64-wa)*(6500-4500)/64</w:t>
+        <w:t>Eq. (1)  wa &lt;= 64:   T(wa) = 6500 - (64-wa)*(6500-3000)/64</w:t>
       </w:r>
     </w:p>
     <w:p>
@@ -359,7 +359,7 @@
     </w:p>
     <w:p>
       <w:r>
-        <w:t>锚点：T(0)=4500K, T(64)=6500K, T(127)=9300K。</w:t>
+        <w:t>锚点：T(0)=3000K, T(64)=6500K, T(127)=9300K。</w:t>
       </w:r>
     </w:p>
     <w:p>
@@ -410,7 +410,7 @@
     <w:p>
       <w:pPr/>
       <w:r>
-        <w:t>b) x(T) 在 3900K~4100K 使用 smoothstep 融合低温/高温两段公式，消除 4000K 附近拐点，避免 LUT 局部折线。</w:t>
+        <w:t>b) x(T) 在可配置平滑窗口 [T_split-delta_t, T_split+delta_t]（默认 [3900K,4100K]）内使用 smoothstep 融合低温/高温两段公式，避免分段点附近 LUT 局部折线。</w:t>
       </w:r>
     </w:p>
     <w:p>
@@ -1387,7 +1387,7 @@
     <w:p>
       <w:pPr/>
       <w:r>
-        <w:t>补充必测项：1) wa_sel-&gt;CCT 映射单调；2) cct_to_xy 在 4000K 附近连续；3) cct_gain_lut 全部为有限正数。</w:t>
+        <w:t>补充必测项：1) wa_sel-&gt;CCT 映射单调；2) cct_to_xy 在 T_split（默认 4000K）附近连续；3) cct_gain_lut 全部为有限正数。</w:t>
       </w:r>
     </w:p>
     <w:p>

--- a/wpa_python_port/claude_version_cct_rgb_gain_method/docs/WPA_Algorithm_Spec_For_Algo_and_DIC.docx
+++ b/wpa_python_port/claude_version_cct_rgb_gain_method/docs/WPA_Algorithm_Spec_For_Algo_and_DIC.docx
@@ -9,37 +9,41 @@
       <w:r>
         <w:rPr>
           <w:b/>
-          <w:sz w:val="40"/>
+          <w:sz w:val="32"/>
         </w:rPr>
         <w:t>WPA 色温调整算法设计规范</w:t>
       </w:r>
     </w:p>
     <w:p>
       <w:pPr>
-        <w:jc w:val="center"/>
+        <w:jc w:val="left"/>
       </w:pPr>
       <w:r>
         <w:t>面向对象：算法工程师 / 数字 IC 设计工程师</w:t>
       </w:r>
     </w:p>
     <w:p>
+      <w:pPr>
+        <w:jc w:val="left"/>
+      </w:pPr>
       <w:r>
-        <w:t>版本：v1.1</w:t>
+        <w:t>版本：v2.1</w:t>
       </w:r>
     </w:p>
     <w:p>
+      <w:pPr>
+        <w:jc w:val="left"/>
+      </w:pPr>
       <w:r>
-        <w:t>日期：2026-03-05</w:t>
+        <w:t>日期：2026-03-09</w:t>
       </w:r>
     </w:p>
     <w:p>
+      <w:pPr>
+        <w:jc w:val="left"/>
+      </w:pPr>
       <w:r>
         <w:t>项目：wpa_python_port/claude_version_cct_rgb_gain_method</w:t>
-      </w:r>
-    </w:p>
-    <w:p>
-      <w:r>
-        <w:br w:type="page"/>
       </w:r>
     </w:p>
     <w:p>
@@ -52,12 +56,17 @@
     </w:p>
     <w:p>
       <w:r>
-        <w:t>本文档定义 White Point Adjustment (WPA) 算法的数学模型、定点实现、硬件资源预算与验证准则，作为算法和 DIC 设计协同交付的基线文档。</w:t>
+        <w:t>本文档定义 White Point Adjustment (WPA) 算法的数学模型、色彩科学基础、定点实现路径、硬件资源预算与验证准则，作为算法和数字 IC 设计协同交付的主文档。</w:t>
       </w:r>
     </w:p>
     <w:p>
       <w:r>
-        <w:t>适用范围：显示链路中的冷暖调节（WA_SEL 控制），运行时不使用 3x3 矩阵，仅使用 RGB 对角增益。</w:t>
+        <w:t>本文档以当前工程实现为准，重点覆盖三部分内容：1) 算法数学原理；2) 定点版本描述；3) 定点计算对应的硬件资源。</w:t>
+      </w:r>
+    </w:p>
+    <w:p>
+      <w:r>
+        <w:t>适用范围：显示链路中的冷暖调节，运行时以 WA_SEL 为控制量，不使用 3x3 色适应矩阵，仅使用 RGB 对角增益和 12-bin 亮度衰减模型。</w:t>
       </w:r>
     </w:p>
     <w:p>
@@ -70,6 +79,7 @@
     </w:p>
     <w:tbl>
       <w:tblPr>
+        <w:tblStyle w:val="TableGrid"/>
         <w:tblW w:type="auto" w:w="0"/>
         <w:tblLook w:firstColumn="1" w:firstRow="1" w:lastColumn="0" w:lastRow="0" w:noHBand="0" w:noVBand="1" w:val="04A0"/>
       </w:tblPr>
@@ -137,7 +147,7 @@
           </w:tcPr>
           <w:p>
             <w:r>
-              <w:t>0..127, 64 为中性</w:t>
+              <w:t>0..127，64 为中性</w:t>
             </w:r>
           </w:p>
         </w:tc>
@@ -159,7 +169,7 @@
           </w:tcPr>
           <w:p>
             <w:r>
-              <w:t>目标色温 (CCT)</w:t>
+              <w:t>目标相关色温 CCT</w:t>
             </w:r>
           </w:p>
         </w:tc>
@@ -169,7 +179,7 @@
           </w:tcPr>
           <w:p>
             <w:r>
-              <w:t>K</w:t>
+              <w:t>单位 K</w:t>
             </w:r>
           </w:p>
         </w:tc>
@@ -181,7 +191,7 @@
           </w:tcPr>
           <w:p>
             <w:r>
-              <w:t>G_base=[G_R,G_G,G_B]</w:t>
+              <w:t>x,y</w:t>
             </w:r>
           </w:p>
         </w:tc>
@@ -191,7 +201,7 @@
           </w:tcPr>
           <w:p>
             <w:r>
-              <w:t>当前 WA 的基础增益向量</w:t>
+              <w:t>CIE 1931 色度坐标</w:t>
             </w:r>
           </w:p>
         </w:tc>
@@ -201,7 +211,7 @@
           </w:tcPr>
           <w:p>
             <w:r>
-              <w:t>线性域</w:t>
+              <w:t>目标白点坐标</w:t>
             </w:r>
           </w:p>
         </w:tc>
@@ -213,7 +223,7 @@
           </w:tcPr>
           <w:p>
             <w:r>
-              <w:t>Y</w:t>
+              <w:t>X,Y,Z</w:t>
             </w:r>
           </w:p>
         </w:tc>
@@ -223,7 +233,7 @@
           </w:tcPr>
           <w:p>
             <w:r>
-              <w:t>亮度代理</w:t>
+              <w:t>CIE XYZ 三刺激值</w:t>
             </w:r>
           </w:p>
         </w:tc>
@@ -233,7 +243,7 @@
           </w:tcPr>
           <w:p>
             <w:r>
-              <w:t>(R+2G+B)/4</w:t>
+              <w:t>由 x,y 和归一化亮度得到</w:t>
             </w:r>
           </w:p>
         </w:tc>
@@ -245,7 +255,7 @@
           </w:tcPr>
           <w:p>
             <w:r>
-              <w:t>atten(Y)</w:t>
+              <w:t>RGB_target</w:t>
             </w:r>
           </w:p>
         </w:tc>
@@ -255,7 +265,7 @@
           </w:tcPr>
           <w:p>
             <w:r>
-              <w:t>亮度衰减权重</w:t>
+              <w:t>目标白点对应的 linear RGB</w:t>
             </w:r>
           </w:p>
         </w:tc>
@@ -265,7 +275,7 @@
           </w:tcPr>
           <w:p>
             <w:r>
-              <w:t>三段分段函数</w:t>
+              <w:t>XYZ 经过颜色空间变换得到</w:t>
             </w:r>
           </w:p>
         </w:tc>
@@ -277,6 +287,134 @@
           </w:tcPr>
           <w:p>
             <w:r>
+              <w:t>RGB_neutral</w:t>
+            </w:r>
+          </w:p>
+        </w:tc>
+        <w:tc>
+          <w:tcPr>
+            <w:tcW w:type="dxa" w:w="2880"/>
+          </w:tcPr>
+          <w:p>
+            <w:r>
+              <w:t>中性白点对应的 linear RGB</w:t>
+            </w:r>
+          </w:p>
+        </w:tc>
+        <w:tc>
+          <w:tcPr>
+            <w:tcW w:type="dxa" w:w="2880"/>
+          </w:tcPr>
+          <w:p>
+            <w:r>
+              <w:t>固定使用 WA_SEL=64 参考</w:t>
+            </w:r>
+          </w:p>
+        </w:tc>
+      </w:tr>
+      <w:tr>
+        <w:tc>
+          <w:tcPr>
+            <w:tcW w:type="dxa" w:w="2880"/>
+          </w:tcPr>
+          <w:p>
+            <w:r>
+              <w:t>G_base</w:t>
+            </w:r>
+          </w:p>
+        </w:tc>
+        <w:tc>
+          <w:tcPr>
+            <w:tcW w:type="dxa" w:w="2880"/>
+          </w:tcPr>
+          <w:p>
+            <w:r>
+              <w:t>基础 RGB 增益向量</w:t>
+            </w:r>
+          </w:p>
+        </w:tc>
+        <w:tc>
+          <w:tcPr>
+            <w:tcW w:type="dxa" w:w="2880"/>
+          </w:tcPr>
+          <w:p>
+            <w:r>
+              <w:t>线性域，运行时由 WA_SEL 计算</w:t>
+            </w:r>
+          </w:p>
+        </w:tc>
+      </w:tr>
+      <w:tr>
+        <w:tc>
+          <w:tcPr>
+            <w:tcW w:type="dxa" w:w="2880"/>
+          </w:tcPr>
+          <w:p>
+            <w:r>
+              <w:t>Y_luma</w:t>
+            </w:r>
+          </w:p>
+        </w:tc>
+        <w:tc>
+          <w:tcPr>
+            <w:tcW w:type="dxa" w:w="2880"/>
+          </w:tcPr>
+          <w:p>
+            <w:r>
+              <w:t>亮度代理</w:t>
+            </w:r>
+          </w:p>
+        </w:tc>
+        <w:tc>
+          <w:tcPr>
+            <w:tcW w:type="dxa" w:w="2880"/>
+          </w:tcPr>
+          <w:p>
+            <w:r>
+              <w:t>(R + 2G + B) / 4</w:t>
+            </w:r>
+          </w:p>
+        </w:tc>
+      </w:tr>
+      <w:tr>
+        <w:tc>
+          <w:tcPr>
+            <w:tcW w:type="dxa" w:w="2880"/>
+          </w:tcPr>
+          <w:p>
+            <w:r>
+              <w:t>atten(Y)</w:t>
+            </w:r>
+          </w:p>
+        </w:tc>
+        <w:tc>
+          <w:tcPr>
+            <w:tcW w:type="dxa" w:w="2880"/>
+          </w:tcPr>
+          <w:p>
+            <w:r>
+              <w:t>亮度衰减权重</w:t>
+            </w:r>
+          </w:p>
+        </w:tc>
+        <w:tc>
+          <w:tcPr>
+            <w:tcW w:type="dxa" w:w="2880"/>
+          </w:tcPr>
+          <w:p>
+            <w:r>
+              <w:t>三段分段线性函数</w:t>
+            </w:r>
+          </w:p>
+        </w:tc>
+      </w:tr>
+      <w:tr>
+        <w:tc>
+          <w:tcPr>
+            <w:tcW w:type="dxa" w:w="2880"/>
+          </w:tcPr>
+          <w:p>
+            <w:r>
               <w:t>G_bin[i]</w:t>
             </w:r>
           </w:p>
@@ -287,7 +425,7 @@
           </w:tcPr>
           <w:p>
             <w:r>
-              <w:t>第 i 个亮度节点增益</w:t>
+              <w:t>第 i 个亮度 bin 的 RGB 增益</w:t>
             </w:r>
           </w:p>
         </w:tc>
@@ -297,7 +435,71 @@
           </w:tcPr>
           <w:p>
             <w:r>
-              <w:t>i=0..11</w:t>
+              <w:t>12x3 运行时缓存</w:t>
+            </w:r>
+          </w:p>
+        </w:tc>
+      </w:tr>
+      <w:tr>
+        <w:tc>
+          <w:tcPr>
+            <w:tcW w:type="dxa" w:w="2880"/>
+          </w:tcPr>
+          <w:p>
+            <w:r>
+              <w:t>F_c</w:t>
+            </w:r>
+          </w:p>
+        </w:tc>
+        <w:tc>
+          <w:tcPr>
+            <w:tcW w:type="dxa" w:w="2880"/>
+          </w:tcPr>
+          <w:p>
+            <w:r>
+              <w:t>系数小数位</w:t>
+            </w:r>
+          </w:p>
+        </w:tc>
+        <w:tc>
+          <w:tcPr>
+            <w:tcW w:type="dxa" w:w="2880"/>
+          </w:tcPr>
+          <w:p>
+            <w:r>
+              <w:t>默认 8，可选 10</w:t>
+            </w:r>
+          </w:p>
+        </w:tc>
+      </w:tr>
+      <w:tr>
+        <w:tc>
+          <w:tcPr>
+            <w:tcW w:type="dxa" w:w="2880"/>
+          </w:tcPr>
+          <w:p>
+            <w:r>
+              <w:t>F_p</w:t>
+            </w:r>
+          </w:p>
+        </w:tc>
+        <w:tc>
+          <w:tcPr>
+            <w:tcW w:type="dxa" w:w="2880"/>
+          </w:tcPr>
+          <w:p>
+            <w:r>
+              <w:t>像素内部小数位</w:t>
+            </w:r>
+          </w:p>
+        </w:tc>
+        <w:tc>
+          <w:tcPr>
+            <w:tcW w:type="dxa" w:w="2880"/>
+          </w:tcPr>
+          <w:p>
+            <w:r>
+              <w:t>默认 10</w:t>
             </w:r>
           </w:p>
         </w:tc>
@@ -317,8 +519,43 @@
       </w:r>
     </w:p>
     <w:p>
+      <w:pPr>
+        <w:pStyle w:val="ListBullet"/>
+      </w:pPr>
       <w:r>
-        <w:t>1) WA_SEL=64 对应 D65(6500K)；2) 冷暖端点覆盖 3000K~9300K；3) 运行时复杂度满足 DIC 实时预算；4) 亮度感知尽量稳定。</w:t>
+        <w:t>WA_SEL=64 对应 D65(6500K) 且严格 identity。</w:t>
+      </w:r>
+    </w:p>
+    <w:p>
+      <w:pPr>
+        <w:pStyle w:val="ListBullet"/>
+      </w:pPr>
+      <w:r>
+        <w:t>冷暖端点覆盖约 3000K 到 9300K。</w:t>
+      </w:r>
+    </w:p>
+    <w:p>
+      <w:pPr>
+        <w:pStyle w:val="ListBullet"/>
+      </w:pPr>
+      <w:r>
+        <w:t>运行时复杂度满足数字 IC 实时预算。</w:t>
+      </w:r>
+    </w:p>
+    <w:p>
+      <w:pPr>
+        <w:pStyle w:val="ListBullet"/>
+      </w:pPr>
+      <w:r>
+        <w:t>亮度感知尽量稳定，避免整体明暗随色温调整明显漂移。</w:t>
+      </w:r>
+    </w:p>
+    <w:p>
+      <w:pPr>
+        <w:pStyle w:val="ListBullet"/>
+      </w:pPr>
+      <w:r>
+        <w:t>暗部和高亮端减弱调整强度，降低偏色和 clipping 风险。</w:t>
       </w:r>
     </w:p>
     <w:p>
@@ -327,16 +564,56 @@
       </w:r>
     </w:p>
     <w:p>
+      <w:pPr>
+        <w:pStyle w:val="ListBullet"/>
+      </w:pPr>
       <w:r>
-        <w:t>1) 运行时禁止 3x3 色彩适应矩阵；2) 采用 12-bin 亮度节点；3) 定点系数默认 UQ1.8，可选 UQ1.10。</w:t>
+        <w:t>运行时不引入 3x3 色彩适应矩阵。</w:t>
       </w:r>
     </w:p>
     <w:p>
       <w:pPr>
+        <w:pStyle w:val="ListBullet"/>
+      </w:pPr>
+      <w:r>
+        <w:t>运行时常驻只保留 3 个基础增益锚点和 12 点亮度衰减 LUT。</w:t>
+      </w:r>
+    </w:p>
+    <w:p>
+      <w:pPr>
+        <w:pStyle w:val="ListBullet"/>
+      </w:pPr>
+      <w:r>
+        <w:t>默认定点系数格式为 UQ1.8，可选 UQ1.10。</w:t>
+      </w:r>
+    </w:p>
+    <w:p>
+      <w:pPr>
+        <w:pStyle w:val="ListBullet"/>
+      </w:pPr>
+      <w:r>
+        <w:t>WA_SEL 更新路径与逐像素路径必须分离；前者只在控制量改变时运行。</w:t>
+      </w:r>
+    </w:p>
+    <w:p>
+      <w:pPr>
+        <w:pStyle w:val="ListBullet"/>
+      </w:pPr>
+      <w:r>
+        <w:t>逐像素主路径必须尽量使用整数加减乘移位实现。</w:t>
+      </w:r>
+    </w:p>
+    <w:p>
+      <w:pPr>
         <w:pStyle w:val="Heading1"/>
       </w:pPr>
       <w:r>
-        <w:t>4. 算法原理与数学模型</w:t>
+        <w:t>4. 算法数学原理与色彩科学基础</w:t>
+      </w:r>
+    </w:p>
+    <w:p>
+      <w:r>
+        <w:t>本章给出从 WA_SEL 到目标白点 RGB 增益的完整数学链路。算法本质上是以相关色温为控制变量的白点重定标问题：先根据目标色温获得目标白点色度，再将该白点映射到面板工作颜色空间的 linear RGB，最后归一化为相对中性白点的 RGB 增益。</w:t>
       </w:r>
     </w:p>
     <w:p>
@@ -349,491 +626,716 @@
     </w:p>
     <w:p>
       <w:r>
-        <w:t>Eq. (1)  wa &lt;= 64:   T(wa) = 6500 - (64-wa)*(6500-3000)/64</w:t>
+        <w:t>WA_SEL 的设计中心为 64，对应 6500K。暖端和冷端采用分段线性映射：</w:t>
+      </w:r>
+    </w:p>
+    <w:p>
+      <w:pPr>
+        <w:pStyle w:val="ListNumber"/>
+      </w:pPr>
+      <w:r>
+        <w:t>Eq. (1)  当 wa &lt;= 64 时：T(wa) = 6500 - (64 - wa) * (6500 - 3000) / 64</w:t>
+      </w:r>
+    </w:p>
+    <w:p>
+      <w:pPr>
+        <w:pStyle w:val="ListNumber"/>
+      </w:pPr>
+      <w:r>
+        <w:t>Eq. (2)  当 wa &gt; 64 时：T(wa) = 6500 + (wa - 64) * (9300 - 6500) / 63</w:t>
       </w:r>
     </w:p>
     <w:p>
       <w:r>
-        <w:t>Eq. (2)  wa &gt; 64:    T(wa) = 6500 + (wa-64)*(9300-6500)/63</w:t>
+        <w:t>锚点：T(0)=3000K，T(64)=6500K，T(127)=9300K。</w:t>
       </w:r>
     </w:p>
     <w:p>
       <w:r>
-        <w:t>锚点：T(0)=3000K, T(64)=6500K, T(127)=9300K。</w:t>
-      </w:r>
-    </w:p>
-    <w:p>
-      <w:pPr>
-        <w:pStyle w:val="Heading2"/>
-      </w:pPr>
-      <w:r>
-        <w:t>4.2 CCT 到白点与基础增益</w:t>
+        <w:t>Eq. (1) 和 Eq. (2) 为本项目的控制量映射定义，用于把 WA_SEL 映射到目标 CCT。</w:t>
       </w:r>
     </w:p>
     <w:p>
       <w:r>
-        <w:t>离线阶段按标准近似公式将 CCT 映射到 CIE 1931 xy，再转换 XYZ，最后通过 XYZ-&gt;linear RGB 矩阵得到目标白点 RGB。</w:t>
+        <w:t>该映射的作用不是直接决定 RGB 通道增益，而是先确定目标白点的色温位置。色温越低，目标白点越偏暖；色温越高，目标白点越偏冷。</w:t>
+      </w:r>
+    </w:p>
+    <w:p>
+      <w:pPr>
+        <w:pStyle w:val="Heading2"/>
+      </w:pPr>
+      <w:r>
+        <w:t>4.2 CCT 到 xy 的色度近似与平滑过渡</w:t>
       </w:r>
     </w:p>
     <w:p>
       <w:r>
-        <w:t>Eq. (3)  G_base_float = RGB_target / RGB_neutral</w:t>
+        <w:t>离线建模阶段使用 CCT 到 CIE 1931 xy 的标准近似公式。由于低温段和高温段采用不同多项式近似，直接硬切换容易在分段点附近产生导数不连续，进而让 LUT 出现局部折线。实现以当前源码中的 `cct_to_xy_approx()` 为准。</w:t>
+      </w:r>
+    </w:p>
+    <w:p>
+      <w:pPr>
+        <w:pStyle w:val="ListNumber"/>
+      </w:pPr>
+      <w:r>
+        <w:t>Eq. (3)  t = clip(CCT, 1667, 25000)  [4]</w:t>
+      </w:r>
+    </w:p>
+    <w:p>
+      <w:pPr>
+        <w:pStyle w:val="ListNumber"/>
+      </w:pPr>
+      <w:r>
+        <w:t>Eq. (4)  x_low(t) = -0.2661239e9 / t^3 - 0.2343580e6 / t^2 + 0.8776956e3 / t + 0.179910  [4]</w:t>
+      </w:r>
+    </w:p>
+    <w:p>
+      <w:pPr>
+        <w:pStyle w:val="ListNumber"/>
+      </w:pPr>
+      <w:r>
+        <w:t>Eq. (5)  x_high(t) = -3.0258469e9 / t^3 + 2.1070379e6 / t^2 + 0.2226347e3 / t + 0.240390  [4]</w:t>
+      </w:r>
+    </w:p>
+    <w:p>
+      <w:pPr>
+        <w:pStyle w:val="ListNumber"/>
+      </w:pPr>
+      <w:r>
+        <w:t>Eq. (6)  blend_lo = T_split - delta_t</w:t>
+      </w:r>
+    </w:p>
+    <w:p>
+      <w:pPr>
+        <w:pStyle w:val="ListNumber"/>
+      </w:pPr>
+      <w:r>
+        <w:t>Eq. (7)  blend_hi = T_split + delta_t</w:t>
+      </w:r>
+    </w:p>
+    <w:p>
+      <w:pPr>
+        <w:pStyle w:val="ListNumber"/>
+      </w:pPr>
+      <w:r>
+        <w:t>Eq. (8)  u_raw = (t - blend_lo) / (blend_hi - blend_lo)</w:t>
+      </w:r>
+    </w:p>
+    <w:p>
+      <w:pPr>
+        <w:pStyle w:val="ListNumber"/>
+      </w:pPr>
+      <w:r>
+        <w:t>Eq. (9)  u = u_raw^2 * (3 - 2 * u_raw)</w:t>
+      </w:r>
+    </w:p>
+    <w:p>
+      <w:pPr>
+        <w:pStyle w:val="ListNumber"/>
+      </w:pPr>
+      <w:r>
+        <w:t>Eq. (10)  x(t) = x_low,                t &lt;= blend_lo</w:t>
+      </w:r>
+    </w:p>
+    <w:p>
+      <w:pPr>
+        <w:pStyle w:val="ListNumber"/>
+      </w:pPr>
+      <w:r>
+        <w:t>Eq. (11)  x(t) = x_high,               t &gt;= blend_hi</w:t>
+      </w:r>
+    </w:p>
+    <w:p>
+      <w:pPr>
+        <w:pStyle w:val="ListNumber"/>
+      </w:pPr>
+      <w:r>
+        <w:t>Eq. (12)  x(t) = (1 - u) * x_low + u * x_high,   blend_lo &lt; t &lt; blend_hi</w:t>
+      </w:r>
+    </w:p>
+    <w:p>
+      <w:pPr>
+        <w:pStyle w:val="ListNumber"/>
+      </w:pPr>
+      <w:r>
+        <w:t>Eq. (13)  y_low(x) = -1.1063814 * x^3 - 1.34811020 * x^2 + 2.18555832 * x - 0.20219683  [4]</w:t>
+      </w:r>
+    </w:p>
+    <w:p>
+      <w:pPr>
+        <w:pStyle w:val="ListNumber"/>
+      </w:pPr>
+      <w:r>
+        <w:t>Eq. (14)  y_mid(x) = -0.9549476 * x^3 - 1.37418593 * x^2 + 2.09137015 * x - 0.16748867  [4]</w:t>
+      </w:r>
+    </w:p>
+    <w:p>
+      <w:pPr>
+        <w:pStyle w:val="ListNumber"/>
+      </w:pPr>
+      <w:r>
+        <w:t>Eq. (15)  y_high(x) = 3.0817580 * x^3 - 5.87338670 * x^2 + 3.75112997 * x - 0.37001483  [4]</w:t>
+      </w:r>
+    </w:p>
+    <w:p>
+      <w:pPr>
+        <w:pStyle w:val="ListNumber"/>
+      </w:pPr>
+      <w:r>
+        <w:t>Eq. (16)  y(t) = y_low(x),                              t &lt;= 2222</w:t>
+      </w:r>
+    </w:p>
+    <w:p>
+      <w:pPr>
+        <w:pStyle w:val="ListNumber"/>
+      </w:pPr>
+      <w:r>
+        <w:t>Eq. (17)  y(t) = y_mid(x),                              2222 &lt; t &lt; blend_lo</w:t>
+      </w:r>
+    </w:p>
+    <w:p>
+      <w:pPr>
+        <w:pStyle w:val="ListNumber"/>
+      </w:pPr>
+      <w:r>
+        <w:t>Eq. (18)  y(t) = y_high(x),                             t &gt; blend_hi</w:t>
+      </w:r>
+    </w:p>
+    <w:p>
+      <w:pPr>
+        <w:pStyle w:val="ListNumber"/>
+      </w:pPr>
+      <w:r>
+        <w:t>Eq. (19)  y(t) = (1 - u) * y_mid(x) + u * y_high(x),    blend_lo &lt;= t &lt;= blend_hi</w:t>
       </w:r>
     </w:p>
     <w:p>
       <w:r>
-        <w:t>Eq. (4)  Y_norm = 0.2126*G_R + 0.7152*G_G + 0.0722*G_B</w:t>
+        <w:t>因此实现中不把分段点写死，而是引入参数：T_split、delta_t、blend_lo、blend_hi。在 [blend_lo, blend_hi] 区间内使用 smoothstep 在低温公式和高温公式之间平滑融合，其中 u 由 Eq. (8) 和 Eq. (9) 定义。</w:t>
+      </w:r>
+    </w:p>
+    <w:p>
+      <w:pPr>
+        <w:pStyle w:val="ListBullet"/>
+      </w:pPr>
+      <w:r>
+        <w:t>T_split：默认 4000K，表示低温/高温公式的中心切换点。</w:t>
+      </w:r>
+    </w:p>
+    <w:p>
+      <w:pPr>
+        <w:pStyle w:val="ListBullet"/>
+      </w:pPr>
+      <w:r>
+        <w:t>delta_t：默认 100K，表示平滑半窗宽度。</w:t>
+      </w:r>
+    </w:p>
+    <w:p>
+      <w:pPr>
+        <w:pStyle w:val="ListBullet"/>
+      </w:pPr>
+      <w:r>
+        <w:t>blend_lo = T_split - delta_t。</w:t>
+      </w:r>
+    </w:p>
+    <w:p>
+      <w:pPr>
+        <w:pStyle w:val="ListBullet"/>
+      </w:pPr>
+      <w:r>
+        <w:t>blend_hi = T_split + delta_t。</w:t>
       </w:r>
     </w:p>
     <w:p>
       <w:r>
-        <w:t>Eq. (5)  G_base = clip(G_base_float / Y_norm, g_min, g_max)</w:t>
+        <w:t>该处理的工程意义是避免 WA_SEL 改变时，CCT 增益表在 4000K 附近出现可见折点，从而减少冷暖连续滑动过程中的突变。</w:t>
+      </w:r>
+    </w:p>
+    <w:p>
+      <w:pPr>
+        <w:pStyle w:val="Heading2"/>
+      </w:pPr>
+      <w:r>
+        <w:t>4.3 xy 到 XYZ，再到 linear RGB 目标白点</w:t>
       </w:r>
     </w:p>
     <w:p>
       <w:r>
-        <w:t>其中 g_min=0.5, g_max=1.8（可按面板修订）。</w:t>
+        <w:t>得到目标色度坐标 (x, y) 后，可在归一化亮度条件下恢复 XYZ 三刺激值：</w:t>
       </w:r>
     </w:p>
     <w:p>
-      <w:pPr/>
+      <w:pPr>
+        <w:pStyle w:val="ListNumber"/>
+      </w:pPr>
       <w:r>
-        <w:t>实现关键步骤（必须保持）：</w:t>
+        <w:t>Eq. (20)  y_safe = max(y, 1e-8)  [2][3]</w:t>
       </w:r>
     </w:p>
     <w:p>
-      <w:pPr/>
+      <w:pPr>
+        <w:pStyle w:val="ListNumber"/>
+      </w:pPr>
       <w:r>
-        <w:t>a) CCT 先钳位到 [1667K,25000K]，避免多项式外推导致 xy 异常。</w:t>
-      </w:r>
-    </w:p>
-    <w:p>
-      <w:pPr/>
-      <w:r>
-        <w:t>b) x(T) 在可配置平滑窗口 [T_split-delta_t, T_split+delta_t]（默认 [3900K,4100K]）内使用 smoothstep 融合低温/高温两段公式，避免分段点附近 LUT 局部折线。</w:t>
-      </w:r>
-    </w:p>
-    <w:p>
-      <w:pPr/>
-      <w:r>
-        <w:t>c) xy-&gt;XYZ 使用 y_safe=max(y,1e-8)；XYZ-&gt;linear RGB 后将通道下限钳位到 1e-6，防止除零和极端比值。</w:t>
-      </w:r>
-    </w:p>
-    <w:p>
-      <w:pPr/>
-      <w:r>
-        <w:t>d) 中性参考固定为 WA_SEL=64 的 RGB_neutral，所有目标白点都按 Eq. (3) 相对该参考求比值。</w:t>
-      </w:r>
-    </w:p>
-    <w:p>
-      <w:pPr/>
-      <w:r>
-        <w:t>e) 亮度归一化不是可选项：按 BT.709 系数计算 Y_norm，再执行 G_base_float / Y_norm，目的是保证增益前后整体亮度不漂移。</w:t>
-      </w:r>
-    </w:p>
-    <w:p>
-      <w:pPr/>
-      <w:r>
-        <w:t>f) 归一化后再 clip 到 [g_min,g_max]（默认 [0.5,1.8]），用于抑制极端色温下的通道拉伸。</w:t>
-      </w:r>
-    </w:p>
-    <w:p>
-      <w:pPr/>
-      <w:r>
-        <w:t>g) LUT 构建完成后强制 WA_SEL=64 对应 [1,1,1]，保证中性档严格 identity（规避浮点近似和量化误差）。</w:t>
-      </w:r>
-    </w:p>
-    <w:p>
-      <w:pPr>
-        <w:pStyle w:val="Heading2"/>
-      </w:pPr>
-      <w:r>
-        <w:t>4.3 三锚点压缩与运行时 base gain 插值</w:t>
+        <w:t>Eq. (21)  XYZ_target = [x / y_safe, 1, (1 - x - y_safe) / y_safe]^T  [2][3]</w:t>
       </w:r>
     </w:p>
     <w:p>
       <w:r>
-        <w:t>常驻仅保存三个锚点：G_warm (wa=0), G_neutral (wa=64), G_cool (wa=127)。</w:t>
+        <w:t>实现中使用 y_safe = max(y, 1e-8) 防止分母为零。随后，使用固定的 XYZ 到 linear RGB 变换矩阵将目标白点转换到工作 RGB 空间：</w:t>
+      </w:r>
+    </w:p>
+    <w:p>
+      <w:pPr>
+        <w:pStyle w:val="ListNumber"/>
+      </w:pPr>
+      <w:r>
+        <w:t>Eq. (22)  [R, G, B]^T = M_XYZ_to_RGB * XYZ_target  [1][2]</w:t>
+      </w:r>
+    </w:p>
+    <w:p>
+      <w:pPr>
+        <w:pStyle w:val="ListNumber"/>
+      </w:pPr>
+      <w:r>
+        <w:t>Eq. (23)  M_XYZ_to_RGB = [[3.2406, -1.5372, -0.4986], [-0.9689, 1.8758, 0.0415], [0.0557, -0.2040, 1.0570]]  [1][2]</w:t>
+      </w:r>
+    </w:p>
+    <w:p>
+      <w:pPr>
+        <w:pStyle w:val="ListNumber"/>
+      </w:pPr>
+      <w:r>
+        <w:t>Eq. (24)  RGB_target = clip(M_XYZ_to_RGB * XYZ_target, 1e-6, +inf)</w:t>
       </w:r>
     </w:p>
     <w:p>
       <w:r>
-        <w:t>Eq. (6)  wa &lt;= 64: G_base(wa)=G_warm + (wa/64)*(G_neutral-G_warm)</w:t>
+        <w:t>这里的下限裁剪不是经验值，而是实现约束。由于多项式近似和颜色空间边界可能导致极小或负通道值，工程实现会对 linear RGB 通道设置下限 1e-6，以避免后续取比值时出现数值发散。</w:t>
+      </w:r>
+    </w:p>
+    <w:p>
+      <w:pPr>
+        <w:pStyle w:val="Heading2"/>
+      </w:pPr>
+      <w:r>
+        <w:t>4.4 相对中性白点的基础增益建模</w:t>
       </w:r>
     </w:p>
     <w:p>
       <w:r>
-        <w:t>Eq. (7)  wa &gt; 64 : G_base(wa)=G_neutral + ((wa-64)/64)*(G_cool-G_neutral)</w:t>
+        <w:t>算法不是直接使用 RGB_target 作为运行时白点，而是先求相对中性参考白点的通道比值。中性参考固定为 WA_SEL=64 所对应的白点 RGB_neutral。</w:t>
+      </w:r>
+    </w:p>
+    <w:p>
+      <w:pPr>
+        <w:pStyle w:val="ListNumber"/>
+      </w:pPr>
+      <w:r>
+        <w:t>Eq. (25)  G_base_float = RGB_target / RGB_neutral</w:t>
+      </w:r>
+    </w:p>
+    <w:p>
+      <w:pPr>
+        <w:pStyle w:val="ListNumber"/>
+      </w:pPr>
+      <w:r>
+        <w:t>Eq. (26)  Y_norm = 0.2126 * G_R + 0.7152 * G_G + 0.0722 * G_B  [5]</w:t>
+      </w:r>
+    </w:p>
+    <w:p>
+      <w:pPr>
+        <w:pStyle w:val="ListNumber"/>
+      </w:pPr>
+      <w:r>
+        <w:t>Eq. (27)  G_base = clip(G_base_float / max(Y_norm, 1e-6), g_min, g_max)</w:t>
       </w:r>
     </w:p>
     <w:p>
       <w:r>
-        <w:t>说明：cool 端采用 /64（移位实现），最冷端将略弱于 /63 方案。</w:t>
+        <w:t>其中亮度归一化是必要步骤，不是可选项。它的作用是约束整体明暗稳定，防止色温变化时因为某一通道被大幅提升导致图像整体亮度漂移。归一化后再裁剪到 [g_min, g_max]，默认 g_min=0.5，g_max=1.8。</w:t>
       </w:r>
     </w:p>
     <w:p>
-      <w:pPr/>
+      <w:pPr>
+        <w:pStyle w:val="ListBullet"/>
+      </w:pPr>
       <w:r>
-        <w:t>实现一致性说明：浮点参考路径在 wa&gt;64 使用 /63（保证 wa=127 精确落到 cool 锚点）；定点主路径为硬件移位友好采用 /64，最冷端会略弱，误差在第 7 章给出定量验证。</w:t>
+        <w:t>CCT 先钳位到 [1667K, 25000K]，避免色度多项式外推失真。</w:t>
       </w:r>
     </w:p>
     <w:p>
       <w:pPr>
+        <w:pStyle w:val="ListBullet"/>
+      </w:pPr>
+      <w:r>
+        <w:t>RGB_target 的各通道设置下限，避免除零或极端比值。</w:t>
+      </w:r>
+    </w:p>
+    <w:p>
+      <w:pPr>
+        <w:pStyle w:val="ListBullet"/>
+      </w:pPr>
+      <w:r>
+        <w:t>LUT 构建完成后，强制 WA_SEL=64 对应 [1,1,1]，确保严格 identity。</w:t>
+      </w:r>
+    </w:p>
+    <w:p>
+      <w:pPr>
         <w:pStyle w:val="Heading2"/>
       </w:pPr>
       <w:r>
-        <w:t>4.4 亮度衰减模型与 12-bin 展开</w:t>
+        <w:t>4.5 三锚点压缩与运行时基础增益插值</w:t>
       </w:r>
     </w:p>
     <w:p>
       <w:r>
-        <w:t>Eq. (8)  Y = (R + 2G + B)/4</w:t>
+        <w:t>离线高精度模型可生成 128 档 cct_gain_lut[128][3]。但运行时主路径为了节省常驻资源，只保留三个锚点：warm、neutral、cool。</w:t>
+      </w:r>
+    </w:p>
+    <w:p>
+      <w:pPr>
+        <w:pStyle w:val="ListNumber"/>
+      </w:pPr>
+      <w:r>
+        <w:t>Eq. (28)  当 wa &lt;= 64 时：G_base(wa) = G_warm + (wa / 64) * (G_neutral - G_warm)</w:t>
+      </w:r>
+    </w:p>
+    <w:p>
+      <w:pPr>
+        <w:pStyle w:val="ListNumber"/>
+      </w:pPr>
+      <w:r>
+        <w:t>Eq. (29)  当 wa &gt; 64 时：G_base(wa) = G_neutral + ((wa - 64) / 64) * (G_cool - G_neutral)</w:t>
       </w:r>
     </w:p>
     <w:p>
       <w:r>
-        <w:t>Eq. (9)  atten(y)= { 0.55, y&lt;=31; 0.55+0.45*(y-31)/96, 31&lt;y&lt;=127; 1.00-0.35*(y-127)/112, 127&lt;y&lt;=239; 0.65, y&gt;239 }</w:t>
+        <w:t>其中定点主路径的 cool 侧采用 /64，而不是浮点参考路径中的 /63。原因是 /64 可由右移直接实现，更适合硬件。代价是 wa=127 时略弱于理论冷端，但误差经验证处于可接受范围。</w:t>
+      </w:r>
+    </w:p>
+    <w:p>
+      <w:pPr>
+        <w:pStyle w:val="Heading2"/>
+      </w:pPr>
+      <w:r>
+        <w:t>4.6 亮度代理、衰减模型与 12-bin 展开</w:t>
       </w:r>
     </w:p>
     <w:p>
       <w:r>
-        <w:t>Eq. (10) G_bin[i] = 1 + atten(y_i)*(G_base-1),  y_i in luma_nodes[12]</w:t>
+        <w:t>为了避免在暗部和高亮端施加过强色温调整，算法引入基于亮度代理的衰减模型。</w:t>
+      </w:r>
+    </w:p>
+    <w:p>
+      <w:pPr>
+        <w:pStyle w:val="ListNumber"/>
+      </w:pPr>
+      <w:r>
+        <w:t>Eq. (30) Y_luma = (R + 2G + B) / 4</w:t>
+      </w:r>
+    </w:p>
+    <w:p>
+      <w:pPr>
+        <w:pStyle w:val="ListNumber"/>
+      </w:pPr>
+      <w:r>
+        <w:t>Eq. (31) atten(y) = 0.55, y &lt;= 31</w:t>
+      </w:r>
+    </w:p>
+    <w:p>
+      <w:pPr>
+        <w:pStyle w:val="ListNumber"/>
+      </w:pPr>
+      <w:r>
+        <w:t>Eq. (32) atten(y) = 0.55 + 0.45 * (y - 31) / 96, 31 &lt; y &lt;= 127</w:t>
+      </w:r>
+    </w:p>
+    <w:p>
+      <w:pPr>
+        <w:pStyle w:val="ListNumber"/>
+      </w:pPr>
+      <w:r>
+        <w:t>Eq. (33) atten(y) = 1.00 - 0.35 * (y - 127) / 112, 127 &lt; y &lt;= 239</w:t>
+      </w:r>
+    </w:p>
+    <w:p>
+      <w:pPr>
+        <w:pStyle w:val="ListNumber"/>
+      </w:pPr>
+      <w:r>
+        <w:t>Eq. (34) atten(y) = 0.65, y &gt; 239</w:t>
+      </w:r>
+    </w:p>
+    <w:p>
+      <w:pPr>
+        <w:pStyle w:val="ListNumber"/>
+      </w:pPr>
+      <w:r>
+        <w:t>Eq. (35) G_bin[i] = 1 + atten(y_i) * (G_base - 1)</w:t>
       </w:r>
     </w:p>
     <w:p>
       <w:r>
-        <w:t>运行时先按当前 WA_SEL 生成当前 12x3 缓存，再按像素 Y 在节点间线性插值得到 gain(Y)。</w:t>
-      </w:r>
-    </w:p>
-    <w:p>
-      <w:pPr/>
-      <w:r>
-        <w:t>插值细节：Y 映射到 0..255 后参与节点匹配；低于首节点钳位到首 bin，高于末节点钳位到末 bin；节点区间内采用线性插值。该策略用于避免暗部和高亮端越界取值。</w:t>
-      </w:r>
-    </w:p>
-    <w:p>
-      <w:pPr>
-        <w:pStyle w:val="Heading2"/>
-      </w:pPr>
-      <w:r>
-        <w:t>4.5 定点量化与逐像素计算</w:t>
+        <w:t>其中 y_i 为 12 个亮度节点。运行时先根据当前 WA_SEL 生成当前的 12x3 bin 增益缓存，再根据每个像素的 Y_luma 在相邻节点间线性插值得到实际像素增益。</w:t>
       </w:r>
     </w:p>
     <w:p>
       <w:r>
-        <w:t>设系数量化小数位 F_c，像素内部小数位 F_p。</w:t>
+        <w:t>这一设计的好处是把复杂度从逐像素重计算，转移为 WA_SEL 更新时的一次性表展开。</w:t>
+      </w:r>
+    </w:p>
+    <w:p>
+      <w:pPr>
+        <w:pStyle w:val="Heading2"/>
+      </w:pPr>
+      <w:r>
+        <w:t>4.7 浮点参考路径与定点主路径的角色差异</w:t>
       </w:r>
     </w:p>
     <w:p>
       <w:r>
-        <w:t>Eq. (11) gain_fix = round(gain_float * 2^F_c)</w:t>
+        <w:t>浮点参考路径用于算法验证、图像观感分析和高精度参考输出；定点主路径用于资源评估和硬件交付。两者在数学目标上保持一致，但在实现细节上允许采用不同的工程近似，如 cool 侧 /64 取代 /63。</w:t>
+      </w:r>
+    </w:p>
+    <w:p>
+      <w:pPr>
+        <w:pStyle w:val="Heading2"/>
+      </w:pPr>
+      <w:r>
+        <w:t>4.8 总体算法流程图</w:t>
+      </w:r>
+    </w:p>
+    <w:p>
+      <w:pPr>
+        <w:jc w:val="center"/>
+      </w:pPr>
+      <w:r>
+        <w:drawing>
+          <wp:inline xmlns:a="http://schemas.openxmlformats.org/drawingml/2006/main" xmlns:pic="http://schemas.openxmlformats.org/drawingml/2006/picture">
+            <wp:extent cx="6126480" cy="2418286"/>
+            <wp:docPr id="1" name="Picture 1"/>
+            <wp:cNvGraphicFramePr>
+              <a:graphicFrameLocks noChangeAspect="1"/>
+            </wp:cNvGraphicFramePr>
+            <a:graphic>
+              <a:graphicData uri="http://schemas.openxmlformats.org/drawingml/2006/picture">
+                <pic:pic>
+                  <pic:nvPicPr>
+                    <pic:cNvPr id="0" name="wpa_overall_flow.png"/>
+                    <pic:cNvPicPr/>
+                  </pic:nvPicPr>
+                  <pic:blipFill>
+                    <a:blip r:embed="rId9"/>
+                    <a:stretch>
+                      <a:fillRect/>
+                    </a:stretch>
+                  </pic:blipFill>
+                  <pic:spPr>
+                    <a:xfrm>
+                      <a:off x="0" y="0"/>
+                      <a:ext cx="6126480" cy="2418286"/>
+                    </a:xfrm>
+                    <a:prstGeom prst="rect"/>
+                  </pic:spPr>
+                </pic:pic>
+              </a:graphicData>
+            </a:graphic>
+          </wp:inline>
+        </w:drawing>
+      </w:r>
+    </w:p>
+    <w:p>
+      <w:pPr>
+        <w:jc w:val="center"/>
+      </w:pPr>
+      <w:r>
+        <w:t>流程图 1. 总体算法与建模流程</w:t>
+      </w:r>
+    </w:p>
+    <w:p>
+      <w:pPr>
+        <w:pStyle w:val="Heading1"/>
+      </w:pPr>
+      <w:r>
+        <w:t>5. 定点版本描述</w:t>
       </w:r>
     </w:p>
     <w:p>
       <w:r>
-        <w:t>Eq. (12) pixel_fix = round(pixel_linear * 2^F_p)</w:t>
+        <w:t>本章描述硬件交付主路径 `wpa_fixed`。其核心思想是：把与 WA_SEL 有关的计算集中在控制量更新时完成，把逐像素阶段压缩为亮度插值和乘移位。</w:t>
+      </w:r>
+    </w:p>
+    <w:p>
+      <w:pPr>
+        <w:pStyle w:val="Heading2"/>
+      </w:pPr>
+      <w:r>
+        <w:t>5.1 定点数据格式与量化规则</w:t>
+      </w:r>
+    </w:p>
+    <w:p>
+      <w:pPr>
+        <w:pStyle w:val="ListBullet"/>
+      </w:pPr>
+      <w:r>
+        <w:t>系数格式默认 UQ1.8，对应 coeff_frac_bits = 8，编码 scale = 256。</w:t>
+      </w:r>
+    </w:p>
+    <w:p>
+      <w:pPr>
+        <w:pStyle w:val="ListBullet"/>
+      </w:pPr>
+      <w:r>
+        <w:t>可选 UQ1.10，对应 coeff_frac_bits = 10，编码 scale = 1024。</w:t>
+      </w:r>
+    </w:p>
+    <w:p>
+      <w:pPr>
+        <w:pStyle w:val="ListBullet"/>
+      </w:pPr>
+      <w:r>
+        <w:t>线性像素内部格式默认 Q0.10，对应 frac_bits = 10。</w:t>
+      </w:r>
+    </w:p>
+    <w:p>
+      <w:pPr>
+        <w:pStyle w:val="ListBullet"/>
+      </w:pPr>
+      <w:r>
+        <w:t>系数量化：gain_fix = round(gain_float * 2^F_c)。</w:t>
+      </w:r>
+    </w:p>
+    <w:p>
+      <w:pPr>
+        <w:pStyle w:val="ListBullet"/>
+      </w:pPr>
+      <w:r>
+        <w:t>像数量化：pixel_fix = round(pixel_linear * 2^F_p)。</w:t>
+      </w:r>
+    </w:p>
+    <w:p>
+      <w:pPr>
+        <w:pStyle w:val="ListBullet"/>
+      </w:pPr>
+      <w:r>
+        <w:t>乘法舍入：out_fix = (pixel_fix * gain_fix + 2^(F_c-1)) &gt;&gt; F_c。</w:t>
+      </w:r>
+    </w:p>
+    <w:p>
+      <w:pPr>
+        <w:pStyle w:val="ListBullet"/>
+      </w:pPr>
+      <w:r>
+        <w:t>engamma 前必须先 clip 到 [0,1]，防止逆伽马输入越界。</w:t>
+      </w:r>
+    </w:p>
+    <w:p>
+      <w:pPr>
+        <w:pStyle w:val="Heading2"/>
+      </w:pPr>
+      <w:r>
+        <w:t>5.2 常驻数据</w:t>
+      </w:r>
+    </w:p>
+    <w:p>
+      <w:pPr>
+        <w:pStyle w:val="ListBullet"/>
+      </w:pPr>
+      <w:r>
+        <w:t>wa_base_gain_lut_fixed[3][3]：仅存 warm / neutral / cool 三个 anchor。</w:t>
+      </w:r>
+    </w:p>
+    <w:p>
+      <w:pPr>
+        <w:pStyle w:val="ListBullet"/>
+      </w:pPr>
+      <w:r>
+        <w:t>atten_q_lut_fixed[12]：12 点亮度衰减 LUT。</w:t>
+      </w:r>
+    </w:p>
+    <w:p>
+      <w:pPr>
+        <w:pStyle w:val="ListBullet"/>
+      </w:pPr>
+      <w:r>
+        <w:t>luma_nodes[12]：亮度节点位置，默认 [15,31,47,63,95,127,159,191,223,239,247,255]。</w:t>
+      </w:r>
+    </w:p>
+    <w:p>
+      <w:pPr>
+        <w:pStyle w:val="Heading2"/>
+      </w:pPr>
+      <w:r>
+        <w:t>5.3 WA_SEL 更新路径（非每像素）</w:t>
       </w:r>
     </w:p>
     <w:p>
       <w:r>
-        <w:t>Eq. (13) out_fix = (pixel_fix * gain_fix + 2^(F_c-1)) &gt;&gt; F_c</w:t>
+        <w:t>WA_SEL 更新只发生在控制量改变时，不在逐像素路径内重复执行。该路径的输出是当前 runtime_bin_gain[12][3]。</w:t>
       </w:r>
     </w:p>
     <w:p>
       <w:r>
-        <w:t>Eq. (14) out_u8 = round( engamma( clip(out_fix/2^F_p, 0, 1) ) * 255 )</w:t>
+        <w:t>运行流程：</w:t>
       </w:r>
     </w:p>
     <w:p>
-      <w:pPr/>
+      <w:pPr>
+        <w:pStyle w:val="ListNumber"/>
+      </w:pPr>
       <w:r>
-        <w:t>实现约束：乘法后使用 +2^(F_c-1) 再右移实现四舍五入；engamma 前必须先 clip 到 [0,1]，防止逆伽马输入越界。</w:t>
+        <w:t>对 WA_SEL 做 0..127 钳位，得到 wa。</w:t>
       </w:r>
     </w:p>
     <w:p>
       <w:pPr>
-        <w:pStyle w:val="Heading2"/>
+        <w:pStyle w:val="ListNumber"/>
       </w:pPr>
       <w:r>
-        <w:t>4.6 饱和度保护（可选）</w:t>
+        <w:t>若 wa &lt;= 64，则在 warm 与 neutral 两锚点之间插值，得到 G_base_fix。</w:t>
+      </w:r>
+    </w:p>
+    <w:p>
+      <w:pPr>
+        <w:pStyle w:val="ListNumber"/>
+      </w:pPr>
+      <w:r>
+        <w:t>若 wa &gt; 64，则在 neutral 与 cool 两锚点之间插值，得到 G_base_fix。</w:t>
+      </w:r>
+    </w:p>
+    <w:p>
+      <w:pPr>
+        <w:pStyle w:val="ListNumber"/>
+      </w:pPr>
+      <w:r>
+        <w:t>计算 Delta_base = G_base_fix - COEFF_ONE。</w:t>
+      </w:r>
+    </w:p>
+    <w:p>
+      <w:pPr>
+        <w:pStyle w:val="ListNumber"/>
+      </w:pPr>
+      <w:r>
+        <w:t>将 Delta_base 与 12 点 atten_q_lut_fixed 相乘并右移，生成 runtime_bin_gain[12][3]。</w:t>
+      </w:r>
+    </w:p>
+    <w:p>
+      <w:pPr>
+        <w:pStyle w:val="ListNumber"/>
+      </w:pPr>
+      <w:r>
+        <w:t>若 wa = 64，则全部 runtime_bin_gain 强制为 [COEFF_ONE, COEFF_ONE, COEFF_ONE]。</w:t>
       </w:r>
     </w:p>
     <w:p>
       <w:r>
-        <w:t>Eq. (15) s = |R-G| + |G-B| + |B-R|</w:t>
-      </w:r>
-    </w:p>
-    <w:p>
-      <w:r>
-        <w:t>Eq. (16) w = clip((s1-s)/(s1-s0), 0, 1)</w:t>
-      </w:r>
-    </w:p>
-    <w:p>
-      <w:r>
-        <w:t>Eq. (17) out = in + w*(adjusted-in)</w:t>
-      </w:r>
-    </w:p>
-    <w:p>
-      <w:pPr/>
-      <w:r>
-        <w:t>当 sat_weight_domain=linear 时，s0/s1 需从 gamma 域 0..510 通过 sRGB 逆伽马映射到线性域 0..2；不能简单除以 255，否则保护强度会偏离阈值设计。</w:t>
-      </w:r>
-    </w:p>
-    <w:p>
-      <w:pPr>
-        <w:pStyle w:val="Heading1"/>
-      </w:pPr>
-      <w:r>
-        <w:t>5. 实现流程</w:t>
-      </w:r>
-    </w:p>
-    <w:p>
-      <w:r>
-        <w:t>离线（高精度）：WA_SEL-&gt;CCT-&gt;xy-&gt;XYZ-&gt;RGB_gain，生成参考 128x3。</w:t>
-      </w:r>
-    </w:p>
-    <w:p>
-      <w:r>
-        <w:t>运行时（硬件主路径）：3锚点常驻 + atten LUT 常驻；WA 更新时生成当前 12x3；每像素仅做插值与定点乘移位。</w:t>
-      </w:r>
-    </w:p>
-    <w:p>
-      <w:pPr/>
-      <w:r>
-        <w:t>运行时关键分支：wa_en=False 或 WA_SEL=64 时直接旁路返回输入；luma_domain 支持 gamma/linear 两种计算域，需与离线标定和阈值定义保持一致。</w:t>
-      </w:r>
-    </w:p>
-    <w:p>
-      <w:pPr>
-        <w:pStyle w:val="Heading1"/>
-      </w:pPr>
-      <w:r>
-        <w:t>6. 硬件资源与位宽预算（详细）</w:t>
-      </w:r>
-    </w:p>
-    <w:p>
-      <w:pPr>
-        <w:pStyle w:val="Heading2"/>
-      </w:pPr>
-      <w:r>
-        <w:t>6.1 常驻存储资源</w:t>
+        <w:t>默认 UQ1.8 下的关键常量如下：</w:t>
       </w:r>
     </w:p>
     <w:tbl>
       <w:tblPr>
-        <w:tblW w:type="auto" w:w="0"/>
-        <w:tblLook w:firstColumn="1" w:firstRow="1" w:lastColumn="0" w:lastRow="0" w:noHBand="0" w:noVBand="1" w:val="04A0"/>
-      </w:tblPr>
-      <w:tblGrid>
-        <w:gridCol w:w="1440"/>
-        <w:gridCol w:w="1440"/>
-        <w:gridCol w:w="1440"/>
-        <w:gridCol w:w="1440"/>
-        <w:gridCol w:w="1440"/>
-        <w:gridCol w:w="1440"/>
-      </w:tblGrid>
-      <w:tr>
-        <w:tc>
-          <w:tcPr>
-            <w:tcW w:type="dxa" w:w="1440"/>
-          </w:tcPr>
-          <w:p>
-            <w:r>
-              <w:t>配置</w:t>
-            </w:r>
-          </w:p>
-        </w:tc>
-        <w:tc>
-          <w:tcPr>
-            <w:tcW w:type="dxa" w:w="1440"/>
-          </w:tcPr>
-          <w:p>
-            <w:r>
-              <w:t>系数位宽</w:t>
-            </w:r>
-          </w:p>
-        </w:tc>
-        <w:tc>
-          <w:tcPr>
-            <w:tcW w:type="dxa" w:w="1440"/>
-          </w:tcPr>
-          <w:p>
-            <w:r>
-              <w:t>WA锚点LUT</w:t>
-            </w:r>
-          </w:p>
-        </w:tc>
-        <w:tc>
-          <w:tcPr>
-            <w:tcW w:type="dxa" w:w="1440"/>
-          </w:tcPr>
-          <w:p>
-            <w:r>
-              <w:t>atten LUT</w:t>
-            </w:r>
-          </w:p>
-        </w:tc>
-        <w:tc>
-          <w:tcPr>
-            <w:tcW w:type="dxa" w:w="1440"/>
-          </w:tcPr>
-          <w:p>
-            <w:r>
-              <w:t>luma_nodes</w:t>
-            </w:r>
-          </w:p>
-        </w:tc>
-        <w:tc>
-          <w:tcPr>
-            <w:tcW w:type="dxa" w:w="1440"/>
-          </w:tcPr>
-          <w:p>
-            <w:r>
-              <w:t>总静态</w:t>
-            </w:r>
-          </w:p>
-        </w:tc>
-      </w:tr>
-      <w:tr>
-        <w:tc>
-          <w:tcPr>
-            <w:tcW w:type="dxa" w:w="1440"/>
-          </w:tcPr>
-          <w:p>
-            <w:r>
-              <w:t>UQ1.8</w:t>
-            </w:r>
-          </w:p>
-        </w:tc>
-        <w:tc>
-          <w:tcPr>
-            <w:tcW w:type="dxa" w:w="1440"/>
-          </w:tcPr>
-          <w:p>
-            <w:r>
-              <w:t>9 bit</w:t>
-            </w:r>
-          </w:p>
-        </w:tc>
-        <w:tc>
-          <w:tcPr>
-            <w:tcW w:type="dxa" w:w="1440"/>
-          </w:tcPr>
-          <w:p>
-            <w:r>
-              <w:t>11 B</w:t>
-            </w:r>
-          </w:p>
-        </w:tc>
-        <w:tc>
-          <w:tcPr>
-            <w:tcW w:type="dxa" w:w="1440"/>
-          </w:tcPr>
-          <w:p>
-            <w:r>
-              <w:t>14 B</w:t>
-            </w:r>
-          </w:p>
-        </w:tc>
-        <w:tc>
-          <w:tcPr>
-            <w:tcW w:type="dxa" w:w="1440"/>
-          </w:tcPr>
-          <w:p>
-            <w:r>
-              <w:t>12 B</w:t>
-            </w:r>
-          </w:p>
-        </w:tc>
-        <w:tc>
-          <w:tcPr>
-            <w:tcW w:type="dxa" w:w="1440"/>
-          </w:tcPr>
-          <w:p>
-            <w:r>
-              <w:t>36 B</w:t>
-            </w:r>
-          </w:p>
-        </w:tc>
-      </w:tr>
-      <w:tr>
-        <w:tc>
-          <w:tcPr>
-            <w:tcW w:type="dxa" w:w="1440"/>
-          </w:tcPr>
-          <w:p>
-            <w:r>
-              <w:t>UQ1.10</w:t>
-            </w:r>
-          </w:p>
-        </w:tc>
-        <w:tc>
-          <w:tcPr>
-            <w:tcW w:type="dxa" w:w="1440"/>
-          </w:tcPr>
-          <w:p>
-            <w:r>
-              <w:t>11 bit</w:t>
-            </w:r>
-          </w:p>
-        </w:tc>
-        <w:tc>
-          <w:tcPr>
-            <w:tcW w:type="dxa" w:w="1440"/>
-          </w:tcPr>
-          <w:p>
-            <w:r>
-              <w:t>13 B</w:t>
-            </w:r>
-          </w:p>
-        </w:tc>
-        <w:tc>
-          <w:tcPr>
-            <w:tcW w:type="dxa" w:w="1440"/>
-          </w:tcPr>
-          <w:p>
-            <w:r>
-              <w:t>17 B</w:t>
-            </w:r>
-          </w:p>
-        </w:tc>
-        <w:tc>
-          <w:tcPr>
-            <w:tcW w:type="dxa" w:w="1440"/>
-          </w:tcPr>
-          <w:p>
-            <w:r>
-              <w:t>12 B</w:t>
-            </w:r>
-          </w:p>
-        </w:tc>
-        <w:tc>
-          <w:tcPr>
-            <w:tcW w:type="dxa" w:w="1440"/>
-          </w:tcPr>
-          <w:p>
-            <w:r>
-              <w:t>41 B</w:t>
-            </w:r>
-          </w:p>
-        </w:tc>
-      </w:tr>
-    </w:tbl>
-    <w:p>
-      <w:r>
-        <w:t>运行时 scratch（WA 更新生成 12x3）：UQ1.8=41B, UQ1.10=50B。</w:t>
-      </w:r>
-    </w:p>
-    <w:p>
-      <w:pPr>
-        <w:pStyle w:val="Heading2"/>
-      </w:pPr>
-      <w:r>
-        <w:t>6.2 关键运行时变量位宽</w:t>
-      </w:r>
-    </w:p>
-    <w:tbl>
-      <w:tblPr>
+        <w:tblStyle w:val="TableGrid"/>
         <w:tblW w:type="auto" w:w="0"/>
         <w:tblLook w:firstColumn="1" w:firstRow="1" w:lastColumn="0" w:lastRow="0" w:noHBand="0" w:noVBand="1" w:val="04A0"/>
       </w:tblPr>
@@ -849,7 +1351,7 @@
           </w:tcPr>
           <w:p>
             <w:r>
-              <w:t>变量</w:t>
+              <w:t>项目</w:t>
             </w:r>
           </w:p>
         </w:tc>
@@ -859,7 +1361,7 @@
           </w:tcPr>
           <w:p>
             <w:r>
-              <w:t>UQ1.8</w:t>
+              <w:t>数值</w:t>
             </w:r>
           </w:p>
         </w:tc>
@@ -869,7 +1371,7 @@
           </w:tcPr>
           <w:p>
             <w:r>
-              <w:t>UQ1.10</w:t>
+              <w:t>说明</w:t>
             </w:r>
           </w:p>
         </w:tc>
@@ -881,7 +1383,7 @@
           </w:tcPr>
           <w:p>
             <w:r>
-              <w:t>wa_sel</w:t>
+              <w:t>F</w:t>
             </w:r>
           </w:p>
         </w:tc>
@@ -891,7 +1393,7 @@
           </w:tcPr>
           <w:p>
             <w:r>
-              <w:t>7</w:t>
+              <w:t>8</w:t>
             </w:r>
           </w:p>
         </w:tc>
@@ -901,7 +1403,7 @@
           </w:tcPr>
           <w:p>
             <w:r>
-              <w:t>7</w:t>
+              <w:t>系数小数位</w:t>
             </w:r>
           </w:p>
         </w:tc>
@@ -913,7 +1415,7 @@
           </w:tcPr>
           <w:p>
             <w:r>
-              <w:t>luma_u8</w:t>
+              <w:t>COEFF_ONE</w:t>
             </w:r>
           </w:p>
         </w:tc>
@@ -923,7 +1425,7 @@
           </w:tcPr>
           <w:p>
             <w:r>
-              <w:t>8</w:t>
+              <w:t>256</w:t>
             </w:r>
           </w:p>
         </w:tc>
@@ -933,7 +1435,7 @@
           </w:tcPr>
           <w:p>
             <w:r>
-              <w:t>8</w:t>
+              <w:t>表示实数 1.0</w:t>
             </w:r>
           </w:p>
         </w:tc>
@@ -945,7 +1447,7 @@
           </w:tcPr>
           <w:p>
             <w:r>
-              <w:t>idx_lo_hi</w:t>
+              <w:t>COEFF_HALF</w:t>
             </w:r>
           </w:p>
         </w:tc>
@@ -955,7 +1457,7 @@
           </w:tcPr>
           <w:p>
             <w:r>
-              <w:t>4</w:t>
+              <w:t>128</w:t>
             </w:r>
           </w:p>
         </w:tc>
@@ -965,7 +1467,7 @@
           </w:tcPr>
           <w:p>
             <w:r>
-              <w:t>4</w:t>
+              <w:t>右移前四舍五入偏置</w:t>
             </w:r>
           </w:p>
         </w:tc>
@@ -977,7 +1479,7 @@
           </w:tcPr>
           <w:p>
             <w:r>
-              <w:t>t_interp</w:t>
+              <w:t>G_warm_fix</w:t>
             </w:r>
           </w:p>
         </w:tc>
@@ -987,7 +1489,7 @@
           </w:tcPr>
           <w:p>
             <w:r>
-              <w:t>11</w:t>
+              <w:t>[436, 221, 128]</w:t>
             </w:r>
           </w:p>
         </w:tc>
@@ -997,7 +1499,7 @@
           </w:tcPr>
           <w:p>
             <w:r>
-              <w:t>11</w:t>
+              <w:t>warm 锚点</w:t>
             </w:r>
           </w:p>
         </w:tc>
@@ -1009,7 +1511,7 @@
           </w:tcPr>
           <w:p>
             <w:r>
-              <w:t>pixel_fix_ch</w:t>
+              <w:t>G_neutral_fix</w:t>
             </w:r>
           </w:p>
         </w:tc>
@@ -1019,7 +1521,7 @@
           </w:tcPr>
           <w:p>
             <w:r>
-              <w:t>11</w:t>
+              <w:t>[256, 256, 256]</w:t>
             </w:r>
           </w:p>
         </w:tc>
@@ -1029,7 +1531,7 @@
           </w:tcPr>
           <w:p>
             <w:r>
-              <w:t>11</w:t>
+              <w:t>neutral 锚点</w:t>
             </w:r>
           </w:p>
         </w:tc>
@@ -1041,7 +1543,7 @@
           </w:tcPr>
           <w:p>
             <w:r>
-              <w:t>gain_fix_ch</w:t>
+              <w:t>G_cool_fix</w:t>
             </w:r>
           </w:p>
         </w:tc>
@@ -1051,7 +1553,7 @@
           </w:tcPr>
           <w:p>
             <w:r>
-              <w:t>9</w:t>
+              <w:t>[219, 259, 339]</w:t>
             </w:r>
           </w:p>
         </w:tc>
@@ -1061,7 +1563,7 @@
           </w:tcPr>
           <w:p>
             <w:r>
-              <w:t>11</w:t>
+              <w:t>cool 锚点</w:t>
             </w:r>
           </w:p>
         </w:tc>
@@ -1073,7 +1575,7 @@
           </w:tcPr>
           <w:p>
             <w:r>
-              <w:t>mul_acc_ch</w:t>
+              <w:t>atten_q_lut_fixed</w:t>
             </w:r>
           </w:p>
         </w:tc>
@@ -1083,7 +1585,7 @@
           </w:tcPr>
           <w:p>
             <w:r>
-              <w:t>20</w:t>
+              <w:t>[141,141,160,179,218,256,230,205,179,166,166,166]</w:t>
             </w:r>
           </w:p>
         </w:tc>
@@ -1093,129 +1595,2124 @@
           </w:tcPr>
           <w:p>
             <w:r>
-              <w:t>22</w:t>
-            </w:r>
-          </w:p>
-        </w:tc>
-      </w:tr>
-      <w:tr>
-        <w:tc>
-          <w:tcPr>
-            <w:tcW w:type="dxa" w:w="2880"/>
-          </w:tcPr>
-          <w:p>
-            <w:r>
-              <w:t>adjusted_fix_ch</w:t>
-            </w:r>
-          </w:p>
-        </w:tc>
-        <w:tc>
-          <w:tcPr>
-            <w:tcW w:type="dxa" w:w="2880"/>
-          </w:tcPr>
-          <w:p>
-            <w:r>
-              <w:t>11</w:t>
-            </w:r>
-          </w:p>
-        </w:tc>
-        <w:tc>
-          <w:tcPr>
-            <w:tcW w:type="dxa" w:w="2880"/>
-          </w:tcPr>
-          <w:p>
-            <w:r>
-              <w:t>11</w:t>
-            </w:r>
-          </w:p>
-        </w:tc>
-      </w:tr>
-      <w:tr>
-        <w:tc>
-          <w:tcPr>
-            <w:tcW w:type="dxa" w:w="2880"/>
-          </w:tcPr>
-          <w:p>
-            <w:r>
-              <w:t>sat_weight</w:t>
-            </w:r>
-          </w:p>
-        </w:tc>
-        <w:tc>
-          <w:tcPr>
-            <w:tcW w:type="dxa" w:w="2880"/>
-          </w:tcPr>
-          <w:p>
-            <w:r>
-              <w:t>11</w:t>
-            </w:r>
-          </w:p>
-        </w:tc>
-        <w:tc>
-          <w:tcPr>
-            <w:tcW w:type="dxa" w:w="2880"/>
-          </w:tcPr>
-          <w:p>
-            <w:r>
-              <w:t>11</w:t>
-            </w:r>
-          </w:p>
-        </w:tc>
-      </w:tr>
-      <w:tr>
-        <w:tc>
-          <w:tcPr>
-            <w:tcW w:type="dxa" w:w="2880"/>
-          </w:tcPr>
-          <w:p>
-            <w:r>
-              <w:t>sat_proxy_s</w:t>
-            </w:r>
-          </w:p>
-        </w:tc>
-        <w:tc>
-          <w:tcPr>
-            <w:tcW w:type="dxa" w:w="2880"/>
-          </w:tcPr>
-          <w:p>
-            <w:r>
-              <w:t>10</w:t>
-            </w:r>
-          </w:p>
-        </w:tc>
-        <w:tc>
-          <w:tcPr>
-            <w:tcW w:type="dxa" w:w="2880"/>
-          </w:tcPr>
-          <w:p>
-            <w:r>
-              <w:t>10</w:t>
+              <w:t>12 点衰减 LUT</w:t>
             </w:r>
           </w:p>
         </w:tc>
       </w:tr>
     </w:tbl>
     <w:p>
+      <w:r>
+        <w:t>对应定点公式：</w:t>
+      </w:r>
+    </w:p>
+    <w:p>
+      <w:pPr>
+        <w:pStyle w:val="ListNumber"/>
+      </w:pPr>
+      <w:r>
+        <w:t>Eq. (36) wa = min(max(WA_SEL, 0), 127)</w:t>
+      </w:r>
+    </w:p>
+    <w:p>
+      <w:pPr>
+        <w:pStyle w:val="ListNumber"/>
+      </w:pPr>
+      <w:r>
+        <w:t>Eq. (37) 若 wa &lt;= 64：Delta_warm = G_neutral_fix - G_warm_fix</w:t>
+      </w:r>
+    </w:p>
+    <w:p>
+      <w:pPr>
+        <w:pStyle w:val="ListNumber"/>
+      </w:pPr>
+      <w:r>
+        <w:t>Eq. (38) 若 wa &lt;= 64：G_base_fix = G_warm_fix + ((wa * Delta_warm + 32) &gt;&gt; 6)</w:t>
+      </w:r>
+    </w:p>
+    <w:p>
+      <w:pPr>
+        <w:pStyle w:val="ListNumber"/>
+      </w:pPr>
+      <w:r>
+        <w:t>Eq. (39) 若 wa &gt; 64：Delta_cool = G_cool_fix - G_neutral_fix</w:t>
+      </w:r>
+    </w:p>
+    <w:p>
+      <w:pPr>
+        <w:pStyle w:val="ListNumber"/>
+      </w:pPr>
+      <w:r>
+        <w:t>Eq. (40) 若 wa &gt; 64：G_base_fix = G_neutral_fix + (((wa - 64) * Delta_cool + 32) &gt;&gt; 6)</w:t>
+      </w:r>
+    </w:p>
+    <w:p>
+      <w:pPr>
+        <w:pStyle w:val="ListNumber"/>
+      </w:pPr>
+      <w:r>
+        <w:t>Eq. (41) Delta_base = G_base_fix - COEFF_ONE</w:t>
+      </w:r>
+    </w:p>
+    <w:p>
+      <w:pPr>
+        <w:pStyle w:val="ListNumber"/>
+      </w:pPr>
+      <w:r>
+        <w:t>Eq. (42) G_bin_fix[i] = COEFF_ONE + ((atten_q[i] * Delta_base + COEFF_HALF) &gt;&gt; F)</w:t>
+      </w:r>
+    </w:p>
+    <w:p>
       <w:pPr>
         <w:pStyle w:val="Heading2"/>
       </w:pPr>
       <w:r>
-        <w:t>6.3 运算复杂度预算</w:t>
+        <w:t>5.4 Warm 分支逐步定点示例（WA_SEL = 32）</w:t>
+      </w:r>
+    </w:p>
+    <w:p>
+      <w:pPr>
+        <w:pStyle w:val="ListNumber"/>
+      </w:pPr>
+      <w:r>
+        <w:t>输入裁剪：wa = 32。</w:t>
+      </w:r>
+    </w:p>
+    <w:p>
+      <w:pPr>
+        <w:pStyle w:val="ListNumber"/>
+      </w:pPr>
+      <w:r>
+        <w:t>Delta_warm = [256,256,256] - [436,221,128] = [-180,35,128]。</w:t>
+      </w:r>
+    </w:p>
+    <w:p>
+      <w:pPr>
+        <w:pStyle w:val="ListNumber"/>
+      </w:pPr>
+      <w:r>
+        <w:t>增量 = ((32 * Delta_warm) + 32) &gt;&gt; 6 = [-90,18,64]。</w:t>
+      </w:r>
+    </w:p>
+    <w:p>
+      <w:pPr>
+        <w:pStyle w:val="ListNumber"/>
+      </w:pPr>
+      <w:r>
+        <w:t>G_base_fix = [436,221,128] + [-90,18,64] = [346,239,192]。</w:t>
+      </w:r>
+    </w:p>
+    <w:p>
+      <w:pPr>
+        <w:pStyle w:val="ListNumber"/>
+      </w:pPr>
+      <w:r>
+        <w:t>对应浮点约为 [1.3516, 0.9336, 0.7500]。</w:t>
+      </w:r>
+    </w:p>
+    <w:p>
+      <w:pPr>
+        <w:pStyle w:val="ListNumber"/>
+      </w:pPr>
+      <w:r>
+        <w:t>Delta_base = [346,239,192] - 256 = [90,-17,-64]。</w:t>
+      </w:r>
+    </w:p>
+    <w:tbl>
+      <w:tblPr>
+        <w:tblStyle w:val="TableGrid"/>
+        <w:tblW w:type="auto" w:w="0"/>
+        <w:tblLook w:firstColumn="1" w:firstRow="1" w:lastColumn="0" w:lastRow="0" w:noHBand="0" w:noVBand="1" w:val="04A0"/>
+      </w:tblPr>
+      <w:tblGrid>
+        <w:gridCol w:w="1728"/>
+        <w:gridCol w:w="1728"/>
+        <w:gridCol w:w="1728"/>
+        <w:gridCol w:w="1728"/>
+        <w:gridCol w:w="1728"/>
+      </w:tblGrid>
+      <w:tr>
+        <w:tc>
+          <w:tcPr>
+            <w:tcW w:type="dxa" w:w="1728"/>
+          </w:tcPr>
+          <w:p>
+            <w:r>
+              <w:t>bin</w:t>
+            </w:r>
+          </w:p>
+        </w:tc>
+        <w:tc>
+          <w:tcPr>
+            <w:tcW w:type="dxa" w:w="1728"/>
+          </w:tcPr>
+          <w:p>
+            <w:r>
+              <w:t>luma node</w:t>
+            </w:r>
+          </w:p>
+        </w:tc>
+        <w:tc>
+          <w:tcPr>
+            <w:tcW w:type="dxa" w:w="1728"/>
+          </w:tcPr>
+          <w:p>
+            <w:r>
+              <w:t>atten_q</w:t>
+            </w:r>
+          </w:p>
+        </w:tc>
+        <w:tc>
+          <w:tcPr>
+            <w:tcW w:type="dxa" w:w="1728"/>
+          </w:tcPr>
+          <w:p>
+            <w:r>
+              <w:t>runtime_bin_gain[i] (UQ1.8)</w:t>
+            </w:r>
+          </w:p>
+        </w:tc>
+        <w:tc>
+          <w:tcPr>
+            <w:tcW w:type="dxa" w:w="1728"/>
+          </w:tcPr>
+          <w:p>
+            <w:r>
+              <w:t>浮点近似</w:t>
+            </w:r>
+          </w:p>
+        </w:tc>
+      </w:tr>
+      <w:tr>
+        <w:tc>
+          <w:tcPr>
+            <w:tcW w:type="dxa" w:w="1728"/>
+          </w:tcPr>
+          <w:p>
+            <w:r>
+              <w:t>0</w:t>
+            </w:r>
+          </w:p>
+        </w:tc>
+        <w:tc>
+          <w:tcPr>
+            <w:tcW w:type="dxa" w:w="1728"/>
+          </w:tcPr>
+          <w:p>
+            <w:r>
+              <w:t>15</w:t>
+            </w:r>
+          </w:p>
+        </w:tc>
+        <w:tc>
+          <w:tcPr>
+            <w:tcW w:type="dxa" w:w="1728"/>
+          </w:tcPr>
+          <w:p>
+            <w:r>
+              <w:t>141</w:t>
+            </w:r>
+          </w:p>
+        </w:tc>
+        <w:tc>
+          <w:tcPr>
+            <w:tcW w:type="dxa" w:w="1728"/>
+          </w:tcPr>
+          <w:p>
+            <w:r>
+              <w:t>[306, 247, 221]</w:t>
+            </w:r>
+          </w:p>
+        </w:tc>
+        <w:tc>
+          <w:tcPr>
+            <w:tcW w:type="dxa" w:w="1728"/>
+          </w:tcPr>
+          <w:p>
+            <w:r>
+              <w:t>[1.1953, 0.9648, 0.8633]</w:t>
+            </w:r>
+          </w:p>
+        </w:tc>
+      </w:tr>
+      <w:tr>
+        <w:tc>
+          <w:tcPr>
+            <w:tcW w:type="dxa" w:w="1728"/>
+          </w:tcPr>
+          <w:p>
+            <w:r>
+              <w:t>1</w:t>
+            </w:r>
+          </w:p>
+        </w:tc>
+        <w:tc>
+          <w:tcPr>
+            <w:tcW w:type="dxa" w:w="1728"/>
+          </w:tcPr>
+          <w:p>
+            <w:r>
+              <w:t>31</w:t>
+            </w:r>
+          </w:p>
+        </w:tc>
+        <w:tc>
+          <w:tcPr>
+            <w:tcW w:type="dxa" w:w="1728"/>
+          </w:tcPr>
+          <w:p>
+            <w:r>
+              <w:t>141</w:t>
+            </w:r>
+          </w:p>
+        </w:tc>
+        <w:tc>
+          <w:tcPr>
+            <w:tcW w:type="dxa" w:w="1728"/>
+          </w:tcPr>
+          <w:p>
+            <w:r>
+              <w:t>[306, 247, 221]</w:t>
+            </w:r>
+          </w:p>
+        </w:tc>
+        <w:tc>
+          <w:tcPr>
+            <w:tcW w:type="dxa" w:w="1728"/>
+          </w:tcPr>
+          <w:p>
+            <w:r>
+              <w:t>[1.1953, 0.9648, 0.8633]</w:t>
+            </w:r>
+          </w:p>
+        </w:tc>
+      </w:tr>
+      <w:tr>
+        <w:tc>
+          <w:tcPr>
+            <w:tcW w:type="dxa" w:w="1728"/>
+          </w:tcPr>
+          <w:p>
+            <w:r>
+              <w:t>2</w:t>
+            </w:r>
+          </w:p>
+        </w:tc>
+        <w:tc>
+          <w:tcPr>
+            <w:tcW w:type="dxa" w:w="1728"/>
+          </w:tcPr>
+          <w:p>
+            <w:r>
+              <w:t>47</w:t>
+            </w:r>
+          </w:p>
+        </w:tc>
+        <w:tc>
+          <w:tcPr>
+            <w:tcW w:type="dxa" w:w="1728"/>
+          </w:tcPr>
+          <w:p>
+            <w:r>
+              <w:t>160</w:t>
+            </w:r>
+          </w:p>
+        </w:tc>
+        <w:tc>
+          <w:tcPr>
+            <w:tcW w:type="dxa" w:w="1728"/>
+          </w:tcPr>
+          <w:p>
+            <w:r>
+              <w:t>[312, 245, 216]</w:t>
+            </w:r>
+          </w:p>
+        </w:tc>
+        <w:tc>
+          <w:tcPr>
+            <w:tcW w:type="dxa" w:w="1728"/>
+          </w:tcPr>
+          <w:p>
+            <w:r>
+              <w:t>[1.2188, 0.9570, 0.8438]</w:t>
+            </w:r>
+          </w:p>
+        </w:tc>
+      </w:tr>
+      <w:tr>
+        <w:tc>
+          <w:tcPr>
+            <w:tcW w:type="dxa" w:w="1728"/>
+          </w:tcPr>
+          <w:p>
+            <w:r>
+              <w:t>3</w:t>
+            </w:r>
+          </w:p>
+        </w:tc>
+        <w:tc>
+          <w:tcPr>
+            <w:tcW w:type="dxa" w:w="1728"/>
+          </w:tcPr>
+          <w:p>
+            <w:r>
+              <w:t>63</w:t>
+            </w:r>
+          </w:p>
+        </w:tc>
+        <w:tc>
+          <w:tcPr>
+            <w:tcW w:type="dxa" w:w="1728"/>
+          </w:tcPr>
+          <w:p>
+            <w:r>
+              <w:t>179</w:t>
+            </w:r>
+          </w:p>
+        </w:tc>
+        <w:tc>
+          <w:tcPr>
+            <w:tcW w:type="dxa" w:w="1728"/>
+          </w:tcPr>
+          <w:p>
+            <w:r>
+              <w:t>[319, 244, 211]</w:t>
+            </w:r>
+          </w:p>
+        </w:tc>
+        <w:tc>
+          <w:tcPr>
+            <w:tcW w:type="dxa" w:w="1728"/>
+          </w:tcPr>
+          <w:p>
+            <w:r>
+              <w:t>[1.2461, 0.9531, 0.8242]</w:t>
+            </w:r>
+          </w:p>
+        </w:tc>
+      </w:tr>
+      <w:tr>
+        <w:tc>
+          <w:tcPr>
+            <w:tcW w:type="dxa" w:w="1728"/>
+          </w:tcPr>
+          <w:p>
+            <w:r>
+              <w:t>4</w:t>
+            </w:r>
+          </w:p>
+        </w:tc>
+        <w:tc>
+          <w:tcPr>
+            <w:tcW w:type="dxa" w:w="1728"/>
+          </w:tcPr>
+          <w:p>
+            <w:r>
+              <w:t>95</w:t>
+            </w:r>
+          </w:p>
+        </w:tc>
+        <w:tc>
+          <w:tcPr>
+            <w:tcW w:type="dxa" w:w="1728"/>
+          </w:tcPr>
+          <w:p>
+            <w:r>
+              <w:t>218</w:t>
+            </w:r>
+          </w:p>
+        </w:tc>
+        <w:tc>
+          <w:tcPr>
+            <w:tcW w:type="dxa" w:w="1728"/>
+          </w:tcPr>
+          <w:p>
+            <w:r>
+              <w:t>[333, 242, 202]</w:t>
+            </w:r>
+          </w:p>
+        </w:tc>
+        <w:tc>
+          <w:tcPr>
+            <w:tcW w:type="dxa" w:w="1728"/>
+          </w:tcPr>
+          <w:p>
+            <w:r>
+              <w:t>[1.3008, 0.9453, 0.7891]</w:t>
+            </w:r>
+          </w:p>
+        </w:tc>
+      </w:tr>
+      <w:tr>
+        <w:tc>
+          <w:tcPr>
+            <w:tcW w:type="dxa" w:w="1728"/>
+          </w:tcPr>
+          <w:p>
+            <w:r>
+              <w:t>5</w:t>
+            </w:r>
+          </w:p>
+        </w:tc>
+        <w:tc>
+          <w:tcPr>
+            <w:tcW w:type="dxa" w:w="1728"/>
+          </w:tcPr>
+          <w:p>
+            <w:r>
+              <w:t>127</w:t>
+            </w:r>
+          </w:p>
+        </w:tc>
+        <w:tc>
+          <w:tcPr>
+            <w:tcW w:type="dxa" w:w="1728"/>
+          </w:tcPr>
+          <w:p>
+            <w:r>
+              <w:t>256</w:t>
+            </w:r>
+          </w:p>
+        </w:tc>
+        <w:tc>
+          <w:tcPr>
+            <w:tcW w:type="dxa" w:w="1728"/>
+          </w:tcPr>
+          <w:p>
+            <w:r>
+              <w:t>[346, 239, 192]</w:t>
+            </w:r>
+          </w:p>
+        </w:tc>
+        <w:tc>
+          <w:tcPr>
+            <w:tcW w:type="dxa" w:w="1728"/>
+          </w:tcPr>
+          <w:p>
+            <w:r>
+              <w:t>[1.3516, 0.9336, 0.7500]</w:t>
+            </w:r>
+          </w:p>
+        </w:tc>
+      </w:tr>
+      <w:tr>
+        <w:tc>
+          <w:tcPr>
+            <w:tcW w:type="dxa" w:w="1728"/>
+          </w:tcPr>
+          <w:p>
+            <w:r>
+              <w:t>6</w:t>
+            </w:r>
+          </w:p>
+        </w:tc>
+        <w:tc>
+          <w:tcPr>
+            <w:tcW w:type="dxa" w:w="1728"/>
+          </w:tcPr>
+          <w:p>
+            <w:r>
+              <w:t>159</w:t>
+            </w:r>
+          </w:p>
+        </w:tc>
+        <w:tc>
+          <w:tcPr>
+            <w:tcW w:type="dxa" w:w="1728"/>
+          </w:tcPr>
+          <w:p>
+            <w:r>
+              <w:t>230</w:t>
+            </w:r>
+          </w:p>
+        </w:tc>
+        <w:tc>
+          <w:tcPr>
+            <w:tcW w:type="dxa" w:w="1728"/>
+          </w:tcPr>
+          <w:p>
+            <w:r>
+              <w:t>[337, 241, 199]</w:t>
+            </w:r>
+          </w:p>
+        </w:tc>
+        <w:tc>
+          <w:tcPr>
+            <w:tcW w:type="dxa" w:w="1728"/>
+          </w:tcPr>
+          <w:p>
+            <w:r>
+              <w:t>[1.3164, 0.9414, 0.7773]</w:t>
+            </w:r>
+          </w:p>
+        </w:tc>
+      </w:tr>
+      <w:tr>
+        <w:tc>
+          <w:tcPr>
+            <w:tcW w:type="dxa" w:w="1728"/>
+          </w:tcPr>
+          <w:p>
+            <w:r>
+              <w:t>7</w:t>
+            </w:r>
+          </w:p>
+        </w:tc>
+        <w:tc>
+          <w:tcPr>
+            <w:tcW w:type="dxa" w:w="1728"/>
+          </w:tcPr>
+          <w:p>
+            <w:r>
+              <w:t>191</w:t>
+            </w:r>
+          </w:p>
+        </w:tc>
+        <w:tc>
+          <w:tcPr>
+            <w:tcW w:type="dxa" w:w="1728"/>
+          </w:tcPr>
+          <w:p>
+            <w:r>
+              <w:t>205</w:t>
+            </w:r>
+          </w:p>
+        </w:tc>
+        <w:tc>
+          <w:tcPr>
+            <w:tcW w:type="dxa" w:w="1728"/>
+          </w:tcPr>
+          <w:p>
+            <w:r>
+              <w:t>[328, 242, 205]</w:t>
+            </w:r>
+          </w:p>
+        </w:tc>
+        <w:tc>
+          <w:tcPr>
+            <w:tcW w:type="dxa" w:w="1728"/>
+          </w:tcPr>
+          <w:p>
+            <w:r>
+              <w:t>[1.2812, 0.9453, 0.8008]</w:t>
+            </w:r>
+          </w:p>
+        </w:tc>
+      </w:tr>
+      <w:tr>
+        <w:tc>
+          <w:tcPr>
+            <w:tcW w:type="dxa" w:w="1728"/>
+          </w:tcPr>
+          <w:p>
+            <w:r>
+              <w:t>8</w:t>
+            </w:r>
+          </w:p>
+        </w:tc>
+        <w:tc>
+          <w:tcPr>
+            <w:tcW w:type="dxa" w:w="1728"/>
+          </w:tcPr>
+          <w:p>
+            <w:r>
+              <w:t>223</w:t>
+            </w:r>
+          </w:p>
+        </w:tc>
+        <w:tc>
+          <w:tcPr>
+            <w:tcW w:type="dxa" w:w="1728"/>
+          </w:tcPr>
+          <w:p>
+            <w:r>
+              <w:t>179</w:t>
+            </w:r>
+          </w:p>
+        </w:tc>
+        <w:tc>
+          <w:tcPr>
+            <w:tcW w:type="dxa" w:w="1728"/>
+          </w:tcPr>
+          <w:p>
+            <w:r>
+              <w:t>[319, 244, 211]</w:t>
+            </w:r>
+          </w:p>
+        </w:tc>
+        <w:tc>
+          <w:tcPr>
+            <w:tcW w:type="dxa" w:w="1728"/>
+          </w:tcPr>
+          <w:p>
+            <w:r>
+              <w:t>[1.2461, 0.9531, 0.8242]</w:t>
+            </w:r>
+          </w:p>
+        </w:tc>
+      </w:tr>
+      <w:tr>
+        <w:tc>
+          <w:tcPr>
+            <w:tcW w:type="dxa" w:w="1728"/>
+          </w:tcPr>
+          <w:p>
+            <w:r>
+              <w:t>9</w:t>
+            </w:r>
+          </w:p>
+        </w:tc>
+        <w:tc>
+          <w:tcPr>
+            <w:tcW w:type="dxa" w:w="1728"/>
+          </w:tcPr>
+          <w:p>
+            <w:r>
+              <w:t>239</w:t>
+            </w:r>
+          </w:p>
+        </w:tc>
+        <w:tc>
+          <w:tcPr>
+            <w:tcW w:type="dxa" w:w="1728"/>
+          </w:tcPr>
+          <w:p>
+            <w:r>
+              <w:t>166</w:t>
+            </w:r>
+          </w:p>
+        </w:tc>
+        <w:tc>
+          <w:tcPr>
+            <w:tcW w:type="dxa" w:w="1728"/>
+          </w:tcPr>
+          <w:p>
+            <w:r>
+              <w:t>[314, 245, 215]</w:t>
+            </w:r>
+          </w:p>
+        </w:tc>
+        <w:tc>
+          <w:tcPr>
+            <w:tcW w:type="dxa" w:w="1728"/>
+          </w:tcPr>
+          <w:p>
+            <w:r>
+              <w:t>[1.2266, 0.9570, 0.8398]</w:t>
+            </w:r>
+          </w:p>
+        </w:tc>
+      </w:tr>
+      <w:tr>
+        <w:tc>
+          <w:tcPr>
+            <w:tcW w:type="dxa" w:w="1728"/>
+          </w:tcPr>
+          <w:p>
+            <w:r>
+              <w:t>10</w:t>
+            </w:r>
+          </w:p>
+        </w:tc>
+        <w:tc>
+          <w:tcPr>
+            <w:tcW w:type="dxa" w:w="1728"/>
+          </w:tcPr>
+          <w:p>
+            <w:r>
+              <w:t>247</w:t>
+            </w:r>
+          </w:p>
+        </w:tc>
+        <w:tc>
+          <w:tcPr>
+            <w:tcW w:type="dxa" w:w="1728"/>
+          </w:tcPr>
+          <w:p>
+            <w:r>
+              <w:t>166</w:t>
+            </w:r>
+          </w:p>
+        </w:tc>
+        <w:tc>
+          <w:tcPr>
+            <w:tcW w:type="dxa" w:w="1728"/>
+          </w:tcPr>
+          <w:p>
+            <w:r>
+              <w:t>[314, 245, 215]</w:t>
+            </w:r>
+          </w:p>
+        </w:tc>
+        <w:tc>
+          <w:tcPr>
+            <w:tcW w:type="dxa" w:w="1728"/>
+          </w:tcPr>
+          <w:p>
+            <w:r>
+              <w:t>[1.2266, 0.9570, 0.8398]</w:t>
+            </w:r>
+          </w:p>
+        </w:tc>
+      </w:tr>
+      <w:tr>
+        <w:tc>
+          <w:tcPr>
+            <w:tcW w:type="dxa" w:w="1728"/>
+          </w:tcPr>
+          <w:p>
+            <w:r>
+              <w:t>11</w:t>
+            </w:r>
+          </w:p>
+        </w:tc>
+        <w:tc>
+          <w:tcPr>
+            <w:tcW w:type="dxa" w:w="1728"/>
+          </w:tcPr>
+          <w:p>
+            <w:r>
+              <w:t>255</w:t>
+            </w:r>
+          </w:p>
+        </w:tc>
+        <w:tc>
+          <w:tcPr>
+            <w:tcW w:type="dxa" w:w="1728"/>
+          </w:tcPr>
+          <w:p>
+            <w:r>
+              <w:t>166</w:t>
+            </w:r>
+          </w:p>
+        </w:tc>
+        <w:tc>
+          <w:tcPr>
+            <w:tcW w:type="dxa" w:w="1728"/>
+          </w:tcPr>
+          <w:p>
+            <w:r>
+              <w:t>[314, 245, 215]</w:t>
+            </w:r>
+          </w:p>
+        </w:tc>
+        <w:tc>
+          <w:tcPr>
+            <w:tcW w:type="dxa" w:w="1728"/>
+          </w:tcPr>
+          <w:p>
+            <w:r>
+              <w:t>[1.2266, 0.9570, 0.8398]</w:t>
+            </w:r>
+          </w:p>
+        </w:tc>
+      </w:tr>
+    </w:tbl>
+    <w:p>
+      <w:r>
+        <w:t>结论：暖端时 R 通道增益高于 1.0，B 通道低于 1.0；中亮度附近衰减最弱，因此暖色效应最强。</w:t>
+      </w:r>
+    </w:p>
+    <w:p>
+      <w:pPr>
+        <w:pStyle w:val="Heading2"/>
+      </w:pPr>
+      <w:r>
+        <w:t>5.5 Cool 分支逐步定点示例（WA_SEL = 96）</w:t>
+      </w:r>
+    </w:p>
+    <w:p>
+      <w:pPr>
+        <w:pStyle w:val="ListNumber"/>
+      </w:pPr>
+      <w:r>
+        <w:t>输入裁剪：wa = 96。</w:t>
+      </w:r>
+    </w:p>
+    <w:p>
+      <w:pPr>
+        <w:pStyle w:val="ListNumber"/>
+      </w:pPr>
+      <w:r>
+        <w:t>Delta_cool = [219,259,339] - [256,256,256] = [-37,3,83]。</w:t>
+      </w:r>
+    </w:p>
+    <w:p>
+      <w:pPr>
+        <w:pStyle w:val="ListNumber"/>
+      </w:pPr>
+      <w:r>
+        <w:t>增量 = ((32 * Delta_cool) + 32) &gt;&gt; 6 = [-18,2,42]。</w:t>
+      </w:r>
+    </w:p>
+    <w:p>
+      <w:pPr>
+        <w:pStyle w:val="ListNumber"/>
+      </w:pPr>
+      <w:r>
+        <w:t>G_base_fix = [256,256,256] + [-18,2,42] = [238,258,298]。</w:t>
+      </w:r>
+    </w:p>
+    <w:p>
+      <w:pPr>
+        <w:pStyle w:val="ListNumber"/>
+      </w:pPr>
+      <w:r>
+        <w:t>对应浮点约为 [0.9297, 1.0078, 1.1641]。</w:t>
+      </w:r>
+    </w:p>
+    <w:p>
+      <w:pPr>
+        <w:pStyle w:val="ListNumber"/>
+      </w:pPr>
+      <w:r>
+        <w:t>Delta_base = [238,258,298] - 256 = [-18,2,42]。</w:t>
+      </w:r>
+    </w:p>
+    <w:tbl>
+      <w:tblPr>
+        <w:tblStyle w:val="TableGrid"/>
+        <w:tblW w:type="auto" w:w="0"/>
+        <w:tblLook w:firstColumn="1" w:firstRow="1" w:lastColumn="0" w:lastRow="0" w:noHBand="0" w:noVBand="1" w:val="04A0"/>
+      </w:tblPr>
+      <w:tblGrid>
+        <w:gridCol w:w="1728"/>
+        <w:gridCol w:w="1728"/>
+        <w:gridCol w:w="1728"/>
+        <w:gridCol w:w="1728"/>
+        <w:gridCol w:w="1728"/>
+      </w:tblGrid>
+      <w:tr>
+        <w:tc>
+          <w:tcPr>
+            <w:tcW w:type="dxa" w:w="1728"/>
+          </w:tcPr>
+          <w:p>
+            <w:r>
+              <w:t>bin</w:t>
+            </w:r>
+          </w:p>
+        </w:tc>
+        <w:tc>
+          <w:tcPr>
+            <w:tcW w:type="dxa" w:w="1728"/>
+          </w:tcPr>
+          <w:p>
+            <w:r>
+              <w:t>luma node</w:t>
+            </w:r>
+          </w:p>
+        </w:tc>
+        <w:tc>
+          <w:tcPr>
+            <w:tcW w:type="dxa" w:w="1728"/>
+          </w:tcPr>
+          <w:p>
+            <w:r>
+              <w:t>atten_q</w:t>
+            </w:r>
+          </w:p>
+        </w:tc>
+        <w:tc>
+          <w:tcPr>
+            <w:tcW w:type="dxa" w:w="1728"/>
+          </w:tcPr>
+          <w:p>
+            <w:r>
+              <w:t>runtime_bin_gain[i] (UQ1.8)</w:t>
+            </w:r>
+          </w:p>
+        </w:tc>
+        <w:tc>
+          <w:tcPr>
+            <w:tcW w:type="dxa" w:w="1728"/>
+          </w:tcPr>
+          <w:p>
+            <w:r>
+              <w:t>浮点近似</w:t>
+            </w:r>
+          </w:p>
+        </w:tc>
+      </w:tr>
+      <w:tr>
+        <w:tc>
+          <w:tcPr>
+            <w:tcW w:type="dxa" w:w="1728"/>
+          </w:tcPr>
+          <w:p>
+            <w:r>
+              <w:t>0</w:t>
+            </w:r>
+          </w:p>
+        </w:tc>
+        <w:tc>
+          <w:tcPr>
+            <w:tcW w:type="dxa" w:w="1728"/>
+          </w:tcPr>
+          <w:p>
+            <w:r>
+              <w:t>15</w:t>
+            </w:r>
+          </w:p>
+        </w:tc>
+        <w:tc>
+          <w:tcPr>
+            <w:tcW w:type="dxa" w:w="1728"/>
+          </w:tcPr>
+          <w:p>
+            <w:r>
+              <w:t>141</w:t>
+            </w:r>
+          </w:p>
+        </w:tc>
+        <w:tc>
+          <w:tcPr>
+            <w:tcW w:type="dxa" w:w="1728"/>
+          </w:tcPr>
+          <w:p>
+            <w:r>
+              <w:t>[246, 257, 279]</w:t>
+            </w:r>
+          </w:p>
+        </w:tc>
+        <w:tc>
+          <w:tcPr>
+            <w:tcW w:type="dxa" w:w="1728"/>
+          </w:tcPr>
+          <w:p>
+            <w:r>
+              <w:t>[0.9609, 1.0039, 1.0898]</w:t>
+            </w:r>
+          </w:p>
+        </w:tc>
+      </w:tr>
+      <w:tr>
+        <w:tc>
+          <w:tcPr>
+            <w:tcW w:type="dxa" w:w="1728"/>
+          </w:tcPr>
+          <w:p>
+            <w:r>
+              <w:t>1</w:t>
+            </w:r>
+          </w:p>
+        </w:tc>
+        <w:tc>
+          <w:tcPr>
+            <w:tcW w:type="dxa" w:w="1728"/>
+          </w:tcPr>
+          <w:p>
+            <w:r>
+              <w:t>31</w:t>
+            </w:r>
+          </w:p>
+        </w:tc>
+        <w:tc>
+          <w:tcPr>
+            <w:tcW w:type="dxa" w:w="1728"/>
+          </w:tcPr>
+          <w:p>
+            <w:r>
+              <w:t>141</w:t>
+            </w:r>
+          </w:p>
+        </w:tc>
+        <w:tc>
+          <w:tcPr>
+            <w:tcW w:type="dxa" w:w="1728"/>
+          </w:tcPr>
+          <w:p>
+            <w:r>
+              <w:t>[246, 257, 279]</w:t>
+            </w:r>
+          </w:p>
+        </w:tc>
+        <w:tc>
+          <w:tcPr>
+            <w:tcW w:type="dxa" w:w="1728"/>
+          </w:tcPr>
+          <w:p>
+            <w:r>
+              <w:t>[0.9609, 1.0039, 1.0898]</w:t>
+            </w:r>
+          </w:p>
+        </w:tc>
+      </w:tr>
+      <w:tr>
+        <w:tc>
+          <w:tcPr>
+            <w:tcW w:type="dxa" w:w="1728"/>
+          </w:tcPr>
+          <w:p>
+            <w:r>
+              <w:t>2</w:t>
+            </w:r>
+          </w:p>
+        </w:tc>
+        <w:tc>
+          <w:tcPr>
+            <w:tcW w:type="dxa" w:w="1728"/>
+          </w:tcPr>
+          <w:p>
+            <w:r>
+              <w:t>47</w:t>
+            </w:r>
+          </w:p>
+        </w:tc>
+        <w:tc>
+          <w:tcPr>
+            <w:tcW w:type="dxa" w:w="1728"/>
+          </w:tcPr>
+          <w:p>
+            <w:r>
+              <w:t>160</w:t>
+            </w:r>
+          </w:p>
+        </w:tc>
+        <w:tc>
+          <w:tcPr>
+            <w:tcW w:type="dxa" w:w="1728"/>
+          </w:tcPr>
+          <w:p>
+            <w:r>
+              <w:t>[245, 257, 282]</w:t>
+            </w:r>
+          </w:p>
+        </w:tc>
+        <w:tc>
+          <w:tcPr>
+            <w:tcW w:type="dxa" w:w="1728"/>
+          </w:tcPr>
+          <w:p>
+            <w:r>
+              <w:t>[0.9570, 1.0039, 1.1016]</w:t>
+            </w:r>
+          </w:p>
+        </w:tc>
+      </w:tr>
+      <w:tr>
+        <w:tc>
+          <w:tcPr>
+            <w:tcW w:type="dxa" w:w="1728"/>
+          </w:tcPr>
+          <w:p>
+            <w:r>
+              <w:t>3</w:t>
+            </w:r>
+          </w:p>
+        </w:tc>
+        <w:tc>
+          <w:tcPr>
+            <w:tcW w:type="dxa" w:w="1728"/>
+          </w:tcPr>
+          <w:p>
+            <w:r>
+              <w:t>63</w:t>
+            </w:r>
+          </w:p>
+        </w:tc>
+        <w:tc>
+          <w:tcPr>
+            <w:tcW w:type="dxa" w:w="1728"/>
+          </w:tcPr>
+          <w:p>
+            <w:r>
+              <w:t>179</w:t>
+            </w:r>
+          </w:p>
+        </w:tc>
+        <w:tc>
+          <w:tcPr>
+            <w:tcW w:type="dxa" w:w="1728"/>
+          </w:tcPr>
+          <w:p>
+            <w:r>
+              <w:t>[243, 257, 285]</w:t>
+            </w:r>
+          </w:p>
+        </w:tc>
+        <w:tc>
+          <w:tcPr>
+            <w:tcW w:type="dxa" w:w="1728"/>
+          </w:tcPr>
+          <w:p>
+            <w:r>
+              <w:t>[0.9492, 1.0039, 1.1133]</w:t>
+            </w:r>
+          </w:p>
+        </w:tc>
+      </w:tr>
+      <w:tr>
+        <w:tc>
+          <w:tcPr>
+            <w:tcW w:type="dxa" w:w="1728"/>
+          </w:tcPr>
+          <w:p>
+            <w:r>
+              <w:t>4</w:t>
+            </w:r>
+          </w:p>
+        </w:tc>
+        <w:tc>
+          <w:tcPr>
+            <w:tcW w:type="dxa" w:w="1728"/>
+          </w:tcPr>
+          <w:p>
+            <w:r>
+              <w:t>95</w:t>
+            </w:r>
+          </w:p>
+        </w:tc>
+        <w:tc>
+          <w:tcPr>
+            <w:tcW w:type="dxa" w:w="1728"/>
+          </w:tcPr>
+          <w:p>
+            <w:r>
+              <w:t>218</w:t>
+            </w:r>
+          </w:p>
+        </w:tc>
+        <w:tc>
+          <w:tcPr>
+            <w:tcW w:type="dxa" w:w="1728"/>
+          </w:tcPr>
+          <w:p>
+            <w:r>
+              <w:t>[241, 258, 292]</w:t>
+            </w:r>
+          </w:p>
+        </w:tc>
+        <w:tc>
+          <w:tcPr>
+            <w:tcW w:type="dxa" w:w="1728"/>
+          </w:tcPr>
+          <w:p>
+            <w:r>
+              <w:t>[0.9414, 1.0078, 1.1406]</w:t>
+            </w:r>
+          </w:p>
+        </w:tc>
+      </w:tr>
+      <w:tr>
+        <w:tc>
+          <w:tcPr>
+            <w:tcW w:type="dxa" w:w="1728"/>
+          </w:tcPr>
+          <w:p>
+            <w:r>
+              <w:t>5</w:t>
+            </w:r>
+          </w:p>
+        </w:tc>
+        <w:tc>
+          <w:tcPr>
+            <w:tcW w:type="dxa" w:w="1728"/>
+          </w:tcPr>
+          <w:p>
+            <w:r>
+              <w:t>127</w:t>
+            </w:r>
+          </w:p>
+        </w:tc>
+        <w:tc>
+          <w:tcPr>
+            <w:tcW w:type="dxa" w:w="1728"/>
+          </w:tcPr>
+          <w:p>
+            <w:r>
+              <w:t>256</w:t>
+            </w:r>
+          </w:p>
+        </w:tc>
+        <w:tc>
+          <w:tcPr>
+            <w:tcW w:type="dxa" w:w="1728"/>
+          </w:tcPr>
+          <w:p>
+            <w:r>
+              <w:t>[238, 258, 298]</w:t>
+            </w:r>
+          </w:p>
+        </w:tc>
+        <w:tc>
+          <w:tcPr>
+            <w:tcW w:type="dxa" w:w="1728"/>
+          </w:tcPr>
+          <w:p>
+            <w:r>
+              <w:t>[0.9297, 1.0078, 1.1641]</w:t>
+            </w:r>
+          </w:p>
+        </w:tc>
+      </w:tr>
+      <w:tr>
+        <w:tc>
+          <w:tcPr>
+            <w:tcW w:type="dxa" w:w="1728"/>
+          </w:tcPr>
+          <w:p>
+            <w:r>
+              <w:t>6</w:t>
+            </w:r>
+          </w:p>
+        </w:tc>
+        <w:tc>
+          <w:tcPr>
+            <w:tcW w:type="dxa" w:w="1728"/>
+          </w:tcPr>
+          <w:p>
+            <w:r>
+              <w:t>159</w:t>
+            </w:r>
+          </w:p>
+        </w:tc>
+        <w:tc>
+          <w:tcPr>
+            <w:tcW w:type="dxa" w:w="1728"/>
+          </w:tcPr>
+          <w:p>
+            <w:r>
+              <w:t>230</w:t>
+            </w:r>
+          </w:p>
+        </w:tc>
+        <w:tc>
+          <w:tcPr>
+            <w:tcW w:type="dxa" w:w="1728"/>
+          </w:tcPr>
+          <w:p>
+            <w:r>
+              <w:t>[240, 258, 294]</w:t>
+            </w:r>
+          </w:p>
+        </w:tc>
+        <w:tc>
+          <w:tcPr>
+            <w:tcW w:type="dxa" w:w="1728"/>
+          </w:tcPr>
+          <w:p>
+            <w:r>
+              <w:t>[0.9375, 1.0078, 1.1484]</w:t>
+            </w:r>
+          </w:p>
+        </w:tc>
+      </w:tr>
+      <w:tr>
+        <w:tc>
+          <w:tcPr>
+            <w:tcW w:type="dxa" w:w="1728"/>
+          </w:tcPr>
+          <w:p>
+            <w:r>
+              <w:t>7</w:t>
+            </w:r>
+          </w:p>
+        </w:tc>
+        <w:tc>
+          <w:tcPr>
+            <w:tcW w:type="dxa" w:w="1728"/>
+          </w:tcPr>
+          <w:p>
+            <w:r>
+              <w:t>191</w:t>
+            </w:r>
+          </w:p>
+        </w:tc>
+        <w:tc>
+          <w:tcPr>
+            <w:tcW w:type="dxa" w:w="1728"/>
+          </w:tcPr>
+          <w:p>
+            <w:r>
+              <w:t>205</w:t>
+            </w:r>
+          </w:p>
+        </w:tc>
+        <w:tc>
+          <w:tcPr>
+            <w:tcW w:type="dxa" w:w="1728"/>
+          </w:tcPr>
+          <w:p>
+            <w:r>
+              <w:t>[242, 258, 290]</w:t>
+            </w:r>
+          </w:p>
+        </w:tc>
+        <w:tc>
+          <w:tcPr>
+            <w:tcW w:type="dxa" w:w="1728"/>
+          </w:tcPr>
+          <w:p>
+            <w:r>
+              <w:t>[0.9453, 1.0078, 1.1328]</w:t>
+            </w:r>
+          </w:p>
+        </w:tc>
+      </w:tr>
+      <w:tr>
+        <w:tc>
+          <w:tcPr>
+            <w:tcW w:type="dxa" w:w="1728"/>
+          </w:tcPr>
+          <w:p>
+            <w:r>
+              <w:t>8</w:t>
+            </w:r>
+          </w:p>
+        </w:tc>
+        <w:tc>
+          <w:tcPr>
+            <w:tcW w:type="dxa" w:w="1728"/>
+          </w:tcPr>
+          <w:p>
+            <w:r>
+              <w:t>223</w:t>
+            </w:r>
+          </w:p>
+        </w:tc>
+        <w:tc>
+          <w:tcPr>
+            <w:tcW w:type="dxa" w:w="1728"/>
+          </w:tcPr>
+          <w:p>
+            <w:r>
+              <w:t>179</w:t>
+            </w:r>
+          </w:p>
+        </w:tc>
+        <w:tc>
+          <w:tcPr>
+            <w:tcW w:type="dxa" w:w="1728"/>
+          </w:tcPr>
+          <w:p>
+            <w:r>
+              <w:t>[243, 257, 285]</w:t>
+            </w:r>
+          </w:p>
+        </w:tc>
+        <w:tc>
+          <w:tcPr>
+            <w:tcW w:type="dxa" w:w="1728"/>
+          </w:tcPr>
+          <w:p>
+            <w:r>
+              <w:t>[0.9492, 1.0039, 1.1133]</w:t>
+            </w:r>
+          </w:p>
+        </w:tc>
+      </w:tr>
+      <w:tr>
+        <w:tc>
+          <w:tcPr>
+            <w:tcW w:type="dxa" w:w="1728"/>
+          </w:tcPr>
+          <w:p>
+            <w:r>
+              <w:t>9</w:t>
+            </w:r>
+          </w:p>
+        </w:tc>
+        <w:tc>
+          <w:tcPr>
+            <w:tcW w:type="dxa" w:w="1728"/>
+          </w:tcPr>
+          <w:p>
+            <w:r>
+              <w:t>239</w:t>
+            </w:r>
+          </w:p>
+        </w:tc>
+        <w:tc>
+          <w:tcPr>
+            <w:tcW w:type="dxa" w:w="1728"/>
+          </w:tcPr>
+          <w:p>
+            <w:r>
+              <w:t>166</w:t>
+            </w:r>
+          </w:p>
+        </w:tc>
+        <w:tc>
+          <w:tcPr>
+            <w:tcW w:type="dxa" w:w="1728"/>
+          </w:tcPr>
+          <w:p>
+            <w:r>
+              <w:t>[244, 257, 283]</w:t>
+            </w:r>
+          </w:p>
+        </w:tc>
+        <w:tc>
+          <w:tcPr>
+            <w:tcW w:type="dxa" w:w="1728"/>
+          </w:tcPr>
+          <w:p>
+            <w:r>
+              <w:t>[0.9531, 1.0039, 1.1055]</w:t>
+            </w:r>
+          </w:p>
+        </w:tc>
+      </w:tr>
+      <w:tr>
+        <w:tc>
+          <w:tcPr>
+            <w:tcW w:type="dxa" w:w="1728"/>
+          </w:tcPr>
+          <w:p>
+            <w:r>
+              <w:t>10</w:t>
+            </w:r>
+          </w:p>
+        </w:tc>
+        <w:tc>
+          <w:tcPr>
+            <w:tcW w:type="dxa" w:w="1728"/>
+          </w:tcPr>
+          <w:p>
+            <w:r>
+              <w:t>247</w:t>
+            </w:r>
+          </w:p>
+        </w:tc>
+        <w:tc>
+          <w:tcPr>
+            <w:tcW w:type="dxa" w:w="1728"/>
+          </w:tcPr>
+          <w:p>
+            <w:r>
+              <w:t>166</w:t>
+            </w:r>
+          </w:p>
+        </w:tc>
+        <w:tc>
+          <w:tcPr>
+            <w:tcW w:type="dxa" w:w="1728"/>
+          </w:tcPr>
+          <w:p>
+            <w:r>
+              <w:t>[244, 257, 283]</w:t>
+            </w:r>
+          </w:p>
+        </w:tc>
+        <w:tc>
+          <w:tcPr>
+            <w:tcW w:type="dxa" w:w="1728"/>
+          </w:tcPr>
+          <w:p>
+            <w:r>
+              <w:t>[0.9531, 1.0039, 1.1055]</w:t>
+            </w:r>
+          </w:p>
+        </w:tc>
+      </w:tr>
+      <w:tr>
+        <w:tc>
+          <w:tcPr>
+            <w:tcW w:type="dxa" w:w="1728"/>
+          </w:tcPr>
+          <w:p>
+            <w:r>
+              <w:t>11</w:t>
+            </w:r>
+          </w:p>
+        </w:tc>
+        <w:tc>
+          <w:tcPr>
+            <w:tcW w:type="dxa" w:w="1728"/>
+          </w:tcPr>
+          <w:p>
+            <w:r>
+              <w:t>255</w:t>
+            </w:r>
+          </w:p>
+        </w:tc>
+        <w:tc>
+          <w:tcPr>
+            <w:tcW w:type="dxa" w:w="1728"/>
+          </w:tcPr>
+          <w:p>
+            <w:r>
+              <w:t>166</w:t>
+            </w:r>
+          </w:p>
+        </w:tc>
+        <w:tc>
+          <w:tcPr>
+            <w:tcW w:type="dxa" w:w="1728"/>
+          </w:tcPr>
+          <w:p>
+            <w:r>
+              <w:t>[244, 257, 283]</w:t>
+            </w:r>
+          </w:p>
+        </w:tc>
+        <w:tc>
+          <w:tcPr>
+            <w:tcW w:type="dxa" w:w="1728"/>
+          </w:tcPr>
+          <w:p>
+            <w:r>
+              <w:t>[0.9531, 1.0039, 1.1055]</w:t>
+            </w:r>
+          </w:p>
+        </w:tc>
+      </w:tr>
+    </w:tbl>
+    <w:p>
+      <w:r>
+        <w:t>结论：冷端时 R 通道低于 1.0，B 通道高于 1.0；亮度衰减模型与 warm 分支共用同一套 LUT。</w:t>
+      </w:r>
+    </w:p>
+    <w:p>
+      <w:pPr>
+        <w:pStyle w:val="Heading2"/>
+      </w:pPr>
+      <w:r>
+        <w:t>5.6 WA_SEL 固定后的逐像素路径</w:t>
+      </w:r>
+    </w:p>
+    <w:p>
+      <w:pPr>
+        <w:pStyle w:val="ListNumber"/>
+      </w:pPr>
+      <w:r>
+        <w:t>Step 1. 对输入 sRGB 图像做 degamma，得到 linear_f。</w:t>
+      </w:r>
+    </w:p>
+    <w:p>
+      <w:pPr>
+        <w:pStyle w:val="ListNumber"/>
+      </w:pPr>
+      <w:r>
+        <w:t>Step 2. 量化为 pixel_fix = round(linear_f * 2^F_p)。</w:t>
+      </w:r>
+    </w:p>
+    <w:p>
+      <w:pPr>
+        <w:pStyle w:val="ListNumber"/>
+      </w:pPr>
+      <w:r>
+        <w:t>Step 3. 计算亮度代理 Y_luma；可工作于 gamma 域或 linear 域。</w:t>
+      </w:r>
+    </w:p>
+    <w:p>
+      <w:pPr>
+        <w:pStyle w:val="ListNumber"/>
+      </w:pPr>
+      <w:r>
+        <w:t>Step 4. 以 Y_luma 在 runtime_bin_gain[12][3] 上做线性插值，得到 gain_fix。</w:t>
+      </w:r>
+    </w:p>
+    <w:p>
+      <w:pPr>
+        <w:pStyle w:val="ListNumber"/>
+      </w:pPr>
+      <w:r>
+        <w:t>Step 5. 逐通道执行 out_fix = (pixel_fix * gain_fix + 2^(F_c-1)) &gt;&gt; F_c。</w:t>
+      </w:r>
+    </w:p>
+    <w:p>
+      <w:pPr>
+        <w:pStyle w:val="ListNumber"/>
+      </w:pPr>
+      <w:r>
+        <w:t>Step 6. 可选执行饱和度保护：out = in + w * (adjusted - in)。</w:t>
+      </w:r>
+    </w:p>
+    <w:p>
+      <w:pPr>
+        <w:pStyle w:val="ListNumber"/>
+      </w:pPr>
+      <w:r>
+        <w:t>Step 7. 将结果 clip 到 [0, 2^F_p]，再除以 2^F_p、engamma 并量化到 uint8。</w:t>
       </w:r>
     </w:p>
     <w:p>
       <w:r>
-        <w:t>每像素（sat_en=False）：比较11，加13，减5，乘6，除0，移位8，clip1。</w:t>
+        <w:t>浮点参考路径中的节点插值公式如下：</w:t>
+      </w:r>
+    </w:p>
+    <w:p>
+      <w:pPr>
+        <w:pStyle w:val="ListNumber"/>
+      </w:pPr>
+      <w:r>
+        <w:t>Eq. (43)  y_255 = 255 * Y_luma</w:t>
+      </w:r>
+    </w:p>
+    <w:p>
+      <w:pPr>
+        <w:pStyle w:val="ListNumber"/>
+      </w:pPr>
+      <w:r>
+        <w:t>Eq. (44)  idx_hi = searchsorted(luma_nodes, y_255, side='right')</w:t>
+      </w:r>
+    </w:p>
+    <w:p>
+      <w:pPr>
+        <w:pStyle w:val="ListNumber"/>
+      </w:pPr>
+      <w:r>
+        <w:t>Eq. (45)  idx_lo = idx_hi - 1</w:t>
+      </w:r>
+    </w:p>
+    <w:p>
+      <w:pPr>
+        <w:pStyle w:val="ListNumber"/>
+      </w:pPr>
+      <w:r>
+        <w:t>Eq. (46)  t = clip((y_255 - node_lo) / (node_hi - node_lo), 0, 1)</w:t>
+      </w:r>
+    </w:p>
+    <w:p>
+      <w:pPr>
+        <w:pStyle w:val="ListNumber"/>
+      </w:pPr>
+      <w:r>
+        <w:t>Eq. (47)  gain(Y) = (1 - t) * gain_lo + t * gain_hi</w:t>
       </w:r>
     </w:p>
     <w:p>
       <w:r>
-        <w:t>每像素额外（sat_en=True）：abs+3，加+7，减+5，乘+3，除+1，移位+4。</w:t>
+        <w:t>定点硬件路径中的节点插值公式如下：</w:t>
+      </w:r>
+    </w:p>
+    <w:p>
+      <w:pPr>
+        <w:pStyle w:val="ListNumber"/>
+      </w:pPr>
+      <w:r>
+        <w:t>Eq. (48)  numer = ((y - node_lo) &lt;&lt; interp_bits) + (span &gt;&gt; 1)</w:t>
+      </w:r>
+    </w:p>
+    <w:p>
+      <w:pPr>
+        <w:pStyle w:val="ListNumber"/>
+      </w:pPr>
+      <w:r>
+        <w:t>Eq. (49)  若 span 为 2 的幂：t_fix = clip(numer &gt;&gt; log2(span), 0, 2^interp_bits)</w:t>
+      </w:r>
+    </w:p>
+    <w:p>
+      <w:pPr>
+        <w:pStyle w:val="ListNumber"/>
+      </w:pPr>
+      <w:r>
+        <w:t>Eq. (50)  若 span 不是 2 的幂：t_fix = clip(numer // span, 0, 2^interp_bits)</w:t>
+      </w:r>
+    </w:p>
+    <w:p>
+      <w:pPr>
+        <w:pStyle w:val="ListNumber"/>
+      </w:pPr>
+      <w:r>
+        <w:t>Eq. (51)  gain_fix = gain_lo + ((t_fix * (gain_hi - gain_lo) + 2^(interp_bits-1)) &gt;&gt; interp_bits)</w:t>
+      </w:r>
+    </w:p>
+    <w:p>
+      <w:pPr>
+        <w:pStyle w:val="ListNumber"/>
+      </w:pPr>
+      <w:r>
+        <w:t>Eq. (52)  out_fix = (pixel_fix * gain_fix + 2^(F_c-1)) &gt;&gt; F_c</w:t>
+      </w:r>
+    </w:p>
+    <w:tbl>
+      <w:tblPr>
+        <w:tblStyle w:val="TableGrid"/>
+        <w:tblW w:type="auto" w:w="0"/>
+        <w:tblLook w:firstColumn="1" w:firstRow="1" w:lastColumn="0" w:lastRow="0" w:noHBand="0" w:noVBand="1" w:val="04A0"/>
+      </w:tblPr>
+      <w:tblGrid>
+        <w:gridCol w:w="2880"/>
+        <w:gridCol w:w="2880"/>
+        <w:gridCol w:w="2880"/>
+      </w:tblGrid>
+      <w:tr>
+        <w:tc>
+          <w:tcPr>
+            <w:tcW w:type="dxa" w:w="2880"/>
+          </w:tcPr>
+          <w:p>
+            <w:r>
+              <w:t>变量</w:t>
+            </w:r>
+          </w:p>
+        </w:tc>
+        <w:tc>
+          <w:tcPr>
+            <w:tcW w:type="dxa" w:w="2880"/>
+          </w:tcPr>
+          <w:p>
+            <w:r>
+              <w:t>格式/位宽</w:t>
+            </w:r>
+          </w:p>
+        </w:tc>
+        <w:tc>
+          <w:tcPr>
+            <w:tcW w:type="dxa" w:w="2880"/>
+          </w:tcPr>
+          <w:p>
+            <w:r>
+              <w:t>说明</w:t>
+            </w:r>
+          </w:p>
+        </w:tc>
+      </w:tr>
+      <w:tr>
+        <w:tc>
+          <w:tcPr>
+            <w:tcW w:type="dxa" w:w="2880"/>
+          </w:tcPr>
+          <w:p>
+            <w:r>
+              <w:t>y</w:t>
+            </w:r>
+          </w:p>
+        </w:tc>
+        <w:tc>
+          <w:tcPr>
+            <w:tcW w:type="dxa" w:w="2880"/>
+          </w:tcPr>
+          <w:p>
+            <w:r>
+              <w:t>8 bit</w:t>
+            </w:r>
+          </w:p>
+        </w:tc>
+        <w:tc>
+          <w:tcPr>
+            <w:tcW w:type="dxa" w:w="2880"/>
+          </w:tcPr>
+          <w:p>
+            <w:r>
+              <w:t>uint8 亮度代理，范围 0..255</w:t>
+            </w:r>
+          </w:p>
+        </w:tc>
+      </w:tr>
+      <w:tr>
+        <w:tc>
+          <w:tcPr>
+            <w:tcW w:type="dxa" w:w="2880"/>
+          </w:tcPr>
+          <w:p>
+            <w:r>
+              <w:t>node_lo / node_hi</w:t>
+            </w:r>
+          </w:p>
+        </w:tc>
+        <w:tc>
+          <w:tcPr>
+            <w:tcW w:type="dxa" w:w="2880"/>
+          </w:tcPr>
+          <w:p>
+            <w:r>
+              <w:t>8 bit</w:t>
+            </w:r>
+          </w:p>
+        </w:tc>
+        <w:tc>
+          <w:tcPr>
+            <w:tcW w:type="dxa" w:w="2880"/>
+          </w:tcPr>
+          <w:p>
+            <w:r>
+              <w:t>相邻亮度节点</w:t>
+            </w:r>
+          </w:p>
+        </w:tc>
+      </w:tr>
+      <w:tr>
+        <w:tc>
+          <w:tcPr>
+            <w:tcW w:type="dxa" w:w="2880"/>
+          </w:tcPr>
+          <w:p>
+            <w:r>
+              <w:t>span</w:t>
+            </w:r>
+          </w:p>
+        </w:tc>
+        <w:tc>
+          <w:tcPr>
+            <w:tcW w:type="dxa" w:w="2880"/>
+          </w:tcPr>
+          <w:p>
+            <w:r>
+              <w:t>最多 6 bit</w:t>
+            </w:r>
+          </w:p>
+        </w:tc>
+        <w:tc>
+          <w:tcPr>
+            <w:tcW w:type="dxa" w:w="2880"/>
+          </w:tcPr>
+          <w:p>
+            <w:r>
+              <w:t>node_hi - node_lo</w:t>
+            </w:r>
+          </w:p>
+        </w:tc>
+      </w:tr>
+      <w:tr>
+        <w:tc>
+          <w:tcPr>
+            <w:tcW w:type="dxa" w:w="2880"/>
+          </w:tcPr>
+          <w:p>
+            <w:r>
+              <w:t>interp_bits</w:t>
+            </w:r>
+          </w:p>
+        </w:tc>
+        <w:tc>
+          <w:tcPr>
+            <w:tcW w:type="dxa" w:w="2880"/>
+          </w:tcPr>
+          <w:p>
+            <w:r>
+              <w:t>默认 10</w:t>
+            </w:r>
+          </w:p>
+        </w:tc>
+        <w:tc>
+          <w:tcPr>
+            <w:tcW w:type="dxa" w:w="2880"/>
+          </w:tcPr>
+          <w:p>
+            <w:r>
+              <w:t>插值小数位</w:t>
+            </w:r>
+          </w:p>
+        </w:tc>
+      </w:tr>
+      <w:tr>
+        <w:tc>
+          <w:tcPr>
+            <w:tcW w:type="dxa" w:w="2880"/>
+          </w:tcPr>
+          <w:p>
+            <w:r>
+              <w:t>t</w:t>
+            </w:r>
+          </w:p>
+        </w:tc>
+        <w:tc>
+          <w:tcPr>
+            <w:tcW w:type="dxa" w:w="2880"/>
+          </w:tcPr>
+          <w:p>
+            <w:r>
+              <w:t>float</w:t>
+            </w:r>
+          </w:p>
+        </w:tc>
+        <w:tc>
+          <w:tcPr>
+            <w:tcW w:type="dxa" w:w="2880"/>
+          </w:tcPr>
+          <w:p>
+            <w:r>
+              <w:t>浮点节点插值系数</w:t>
+            </w:r>
+          </w:p>
+        </w:tc>
+      </w:tr>
+      <w:tr>
+        <w:tc>
+          <w:tcPr>
+            <w:tcW w:type="dxa" w:w="2880"/>
+          </w:tcPr>
+          <w:p>
+            <w:r>
+              <w:t>t_fix</w:t>
+            </w:r>
+          </w:p>
+        </w:tc>
+        <w:tc>
+          <w:tcPr>
+            <w:tcW w:type="dxa" w:w="2880"/>
+          </w:tcPr>
+          <w:p>
+            <w:r>
+              <w:t>Q0.interp_bits</w:t>
+            </w:r>
+          </w:p>
+        </w:tc>
+        <w:tc>
+          <w:tcPr>
+            <w:tcW w:type="dxa" w:w="2880"/>
+          </w:tcPr>
+          <w:p>
+            <w:r>
+              <w:t>定点节点插值系数</w:t>
+            </w:r>
+          </w:p>
+        </w:tc>
+      </w:tr>
+      <w:tr>
+        <w:tc>
+          <w:tcPr>
+            <w:tcW w:type="dxa" w:w="2880"/>
+          </w:tcPr>
+          <w:p>
+            <w:r>
+              <w:t>pixel_fix</w:t>
+            </w:r>
+          </w:p>
+        </w:tc>
+        <w:tc>
+          <w:tcPr>
+            <w:tcW w:type="dxa" w:w="2880"/>
+          </w:tcPr>
+          <w:p>
+            <w:r>
+              <w:t>Q0.F_p</w:t>
+            </w:r>
+          </w:p>
+        </w:tc>
+        <w:tc>
+          <w:tcPr>
+            <w:tcW w:type="dxa" w:w="2880"/>
+          </w:tcPr>
+          <w:p>
+            <w:r>
+              <w:t>定点线性像素</w:t>
+            </w:r>
+          </w:p>
+        </w:tc>
+      </w:tr>
+      <w:tr>
+        <w:tc>
+          <w:tcPr>
+            <w:tcW w:type="dxa" w:w="2880"/>
+          </w:tcPr>
+          <w:p>
+            <w:r>
+              <w:t>gain_fix</w:t>
+            </w:r>
+          </w:p>
+        </w:tc>
+        <w:tc>
+          <w:tcPr>
+            <w:tcW w:type="dxa" w:w="2880"/>
+          </w:tcPr>
+          <w:p>
+            <w:r>
+              <w:t>UQ1.F_c</w:t>
+            </w:r>
+          </w:p>
+        </w:tc>
+        <w:tc>
+          <w:tcPr>
+            <w:tcW w:type="dxa" w:w="2880"/>
+          </w:tcPr>
+          <w:p>
+            <w:r>
+              <w:t>定点增益</w:t>
+            </w:r>
+          </w:p>
+        </w:tc>
+      </w:tr>
+    </w:tbl>
+    <w:p>
+      <w:r>
+        <w:t>硬件重点是：WA_SEL 固定后，逐像素路径不再需要重新计算 CCT、xy 或基础增益，只依赖当前 runtime_bin_gain 和像素亮度位置。</w:t>
+      </w:r>
+    </w:p>
+    <w:p>
+      <w:pPr>
+        <w:pStyle w:val="Heading2"/>
+      </w:pPr>
+      <w:r>
+        <w:t>5.8 定点硬件流程图</w:t>
+      </w:r>
+    </w:p>
+    <w:p>
+      <w:pPr>
+        <w:jc w:val="center"/>
+      </w:pPr>
+      <w:r>
+        <w:drawing>
+          <wp:inline xmlns:a="http://schemas.openxmlformats.org/drawingml/2006/main" xmlns:pic="http://schemas.openxmlformats.org/drawingml/2006/picture">
+            <wp:extent cx="6126480" cy="3448340"/>
+            <wp:docPr id="2" name="Picture 2"/>
+            <wp:cNvGraphicFramePr>
+              <a:graphicFrameLocks noChangeAspect="1"/>
+            </wp:cNvGraphicFramePr>
+            <a:graphic>
+              <a:graphicData uri="http://schemas.openxmlformats.org/drawingml/2006/picture">
+                <pic:pic>
+                  <pic:nvPicPr>
+                    <pic:cNvPr id="0" name="wpa_fixed_flow.png"/>
+                    <pic:cNvPicPr/>
+                  </pic:nvPicPr>
+                  <pic:blipFill>
+                    <a:blip r:embed="rId10"/>
+                    <a:stretch>
+                      <a:fillRect/>
+                    </a:stretch>
+                  </pic:blipFill>
+                  <pic:spPr>
+                    <a:xfrm>
+                      <a:off x="0" y="0"/>
+                      <a:ext cx="6126480" cy="3448340"/>
+                    </a:xfrm>
+                    <a:prstGeom prst="rect"/>
+                  </pic:spPr>
+                </pic:pic>
+              </a:graphicData>
+            </a:graphic>
+          </wp:inline>
+        </w:drawing>
+      </w:r>
+    </w:p>
+    <w:p>
+      <w:pPr>
+        <w:jc w:val="center"/>
+      </w:pPr>
+      <w:r>
+        <w:t>流程图 2. 定点硬件路径</w:t>
+      </w:r>
+    </w:p>
+    <w:p>
+      <w:pPr>
+        <w:pStyle w:val="Heading2"/>
+      </w:pPr>
+      <w:r>
+        <w:t>5.7 饱和度保护（可选）</w:t>
+      </w:r>
+    </w:p>
+    <w:p>
+      <w:pPr>
+        <w:pStyle w:val="ListNumber"/>
+      </w:pPr>
+      <w:r>
+        <w:t>Eq. (53) s = |R-G| + |G-B| + |B-R|</w:t>
+      </w:r>
+    </w:p>
+    <w:p>
+      <w:pPr>
+        <w:pStyle w:val="ListNumber"/>
+      </w:pPr>
+      <w:r>
+        <w:t>Eq. (54) w = clip((s1 - s) / (s1 - s0), 0, 1)</w:t>
+      </w:r>
+    </w:p>
+    <w:p>
+      <w:pPr>
+        <w:pStyle w:val="ListNumber"/>
+      </w:pPr>
+      <w:r>
+        <w:t>Eq. (55) out = in + w * (adjusted - in)</w:t>
       </w:r>
     </w:p>
     <w:p>
       <w:r>
-        <w:t>每次 WA 更新（非每像素）：wa_interp_mul/add/shift = 3/3/3；bin_expand_mul/add/shift = 36/36/36。</w:t>
+        <w:t>当 sat_weight_domain=linear 时，阈值 s0/s1 需与域定义一致，不能简单沿用 gamma 域阈值。</w:t>
       </w:r>
     </w:p>
     <w:p>
@@ -1223,21 +3720,270 @@
         <w:pStyle w:val="Heading1"/>
       </w:pPr>
       <w:r>
-        <w:t>7. 数值验证与可视验证结果</w:t>
+        <w:t>6. 定点计算所需硬件资源整体描述</w:t>
       </w:r>
     </w:p>
     <w:p>
       <w:r>
-        <w:t>基于当前代码（2026-03-04）自动验证结果：pytest 64 项全部通过。</w:t>
+        <w:t>硬件资源应按两个阶段理解：第一阶段是 WA_SEL 更新时的控制路径；第二阶段是 WA_SEL 固定后的逐像素数据路径。</w:t>
       </w:r>
     </w:p>
     <w:p>
+      <w:pPr>
+        <w:pStyle w:val="Heading2"/>
+      </w:pPr>
       <w:r>
-        <w:t>3锚点线性插值相对 128 点参考误差：</w:t>
+        <w:t>6.1 常驻存储与 scratch 存储</w:t>
       </w:r>
     </w:p>
     <w:tbl>
       <w:tblPr>
+        <w:tblStyle w:val="TableGrid"/>
+        <w:tblW w:type="auto" w:w="0"/>
+        <w:tblLook w:firstColumn="1" w:firstRow="1" w:lastColumn="0" w:lastRow="0" w:noHBand="0" w:noVBand="1" w:val="04A0"/>
+      </w:tblPr>
+      <w:tblGrid>
+        <w:gridCol w:w="1234"/>
+        <w:gridCol w:w="1234"/>
+        <w:gridCol w:w="1234"/>
+        <w:gridCol w:w="1234"/>
+        <w:gridCol w:w="1234"/>
+        <w:gridCol w:w="1234"/>
+        <w:gridCol w:w="1234"/>
+      </w:tblGrid>
+      <w:tr>
+        <w:tc>
+          <w:tcPr>
+            <w:tcW w:type="dxa" w:w="1234"/>
+          </w:tcPr>
+          <w:p>
+            <w:r>
+              <w:t>配置</w:t>
+            </w:r>
+          </w:p>
+        </w:tc>
+        <w:tc>
+          <w:tcPr>
+            <w:tcW w:type="dxa" w:w="1234"/>
+          </w:tcPr>
+          <w:p>
+            <w:r>
+              <w:t>系数位宽</w:t>
+            </w:r>
+          </w:p>
+        </w:tc>
+        <w:tc>
+          <w:tcPr>
+            <w:tcW w:type="dxa" w:w="1234"/>
+          </w:tcPr>
+          <w:p>
+            <w:r>
+              <w:t>base LUT</w:t>
+            </w:r>
+          </w:p>
+        </w:tc>
+        <w:tc>
+          <w:tcPr>
+            <w:tcW w:type="dxa" w:w="1234"/>
+          </w:tcPr>
+          <w:p>
+            <w:r>
+              <w:t>atten LUT</w:t>
+            </w:r>
+          </w:p>
+        </w:tc>
+        <w:tc>
+          <w:tcPr>
+            <w:tcW w:type="dxa" w:w="1234"/>
+          </w:tcPr>
+          <w:p>
+            <w:r>
+              <w:t>luma_nodes</w:t>
+            </w:r>
+          </w:p>
+        </w:tc>
+        <w:tc>
+          <w:tcPr>
+            <w:tcW w:type="dxa" w:w="1234"/>
+          </w:tcPr>
+          <w:p>
+            <w:r>
+              <w:t>总静态</w:t>
+            </w:r>
+          </w:p>
+        </w:tc>
+        <w:tc>
+          <w:tcPr>
+            <w:tcW w:type="dxa" w:w="1234"/>
+          </w:tcPr>
+          <w:p>
+            <w:r>
+              <w:t>runtime scratch</w:t>
+            </w:r>
+          </w:p>
+        </w:tc>
+      </w:tr>
+      <w:tr>
+        <w:tc>
+          <w:tcPr>
+            <w:tcW w:type="dxa" w:w="1234"/>
+          </w:tcPr>
+          <w:p>
+            <w:r>
+              <w:t>UQ1.8</w:t>
+            </w:r>
+          </w:p>
+        </w:tc>
+        <w:tc>
+          <w:tcPr>
+            <w:tcW w:type="dxa" w:w="1234"/>
+          </w:tcPr>
+          <w:p>
+            <w:r>
+              <w:t>9 bit</w:t>
+            </w:r>
+          </w:p>
+        </w:tc>
+        <w:tc>
+          <w:tcPr>
+            <w:tcW w:type="dxa" w:w="1234"/>
+          </w:tcPr>
+          <w:p>
+            <w:r>
+              <w:t>11 B</w:t>
+            </w:r>
+          </w:p>
+        </w:tc>
+        <w:tc>
+          <w:tcPr>
+            <w:tcW w:type="dxa" w:w="1234"/>
+          </w:tcPr>
+          <w:p>
+            <w:r>
+              <w:t>14 B</w:t>
+            </w:r>
+          </w:p>
+        </w:tc>
+        <w:tc>
+          <w:tcPr>
+            <w:tcW w:type="dxa" w:w="1234"/>
+          </w:tcPr>
+          <w:p>
+            <w:r>
+              <w:t>12 B</w:t>
+            </w:r>
+          </w:p>
+        </w:tc>
+        <w:tc>
+          <w:tcPr>
+            <w:tcW w:type="dxa" w:w="1234"/>
+          </w:tcPr>
+          <w:p>
+            <w:r>
+              <w:t>36 B</w:t>
+            </w:r>
+          </w:p>
+        </w:tc>
+        <w:tc>
+          <w:tcPr>
+            <w:tcW w:type="dxa" w:w="1234"/>
+          </w:tcPr>
+          <w:p>
+            <w:r>
+              <w:t>41 B</w:t>
+            </w:r>
+          </w:p>
+        </w:tc>
+      </w:tr>
+      <w:tr>
+        <w:tc>
+          <w:tcPr>
+            <w:tcW w:type="dxa" w:w="1234"/>
+          </w:tcPr>
+          <w:p>
+            <w:r>
+              <w:t>UQ1.10</w:t>
+            </w:r>
+          </w:p>
+        </w:tc>
+        <w:tc>
+          <w:tcPr>
+            <w:tcW w:type="dxa" w:w="1234"/>
+          </w:tcPr>
+          <w:p>
+            <w:r>
+              <w:t>11 bit</w:t>
+            </w:r>
+          </w:p>
+        </w:tc>
+        <w:tc>
+          <w:tcPr>
+            <w:tcW w:type="dxa" w:w="1234"/>
+          </w:tcPr>
+          <w:p>
+            <w:r>
+              <w:t>13 B</w:t>
+            </w:r>
+          </w:p>
+        </w:tc>
+        <w:tc>
+          <w:tcPr>
+            <w:tcW w:type="dxa" w:w="1234"/>
+          </w:tcPr>
+          <w:p>
+            <w:r>
+              <w:t>17 B</w:t>
+            </w:r>
+          </w:p>
+        </w:tc>
+        <w:tc>
+          <w:tcPr>
+            <w:tcW w:type="dxa" w:w="1234"/>
+          </w:tcPr>
+          <w:p>
+            <w:r>
+              <w:t>12 B</w:t>
+            </w:r>
+          </w:p>
+        </w:tc>
+        <w:tc>
+          <w:tcPr>
+            <w:tcW w:type="dxa" w:w="1234"/>
+          </w:tcPr>
+          <w:p>
+            <w:r>
+              <w:t>41 B</w:t>
+            </w:r>
+          </w:p>
+        </w:tc>
+        <w:tc>
+          <w:tcPr>
+            <w:tcW w:type="dxa" w:w="1234"/>
+          </w:tcPr>
+          <w:p>
+            <w:r>
+              <w:t>50 B</w:t>
+            </w:r>
+          </w:p>
+        </w:tc>
+      </w:tr>
+    </w:tbl>
+    <w:p>
+      <w:r>
+        <w:t>其中 runtime scratch 指 WA_SEL 更新阶段生成的 runtime_bin_gain[12][3] 临时或工作 RAM。</w:t>
+      </w:r>
+    </w:p>
+    <w:p>
+      <w:pPr>
+        <w:pStyle w:val="Heading2"/>
+      </w:pPr>
+      <w:r>
+        <w:t>6.2 关键运行时变量位宽</w:t>
+      </w:r>
+    </w:p>
+    <w:tbl>
+      <w:tblPr>
+        <w:tblStyle w:val="TableGrid"/>
         <w:tblW w:type="auto" w:w="0"/>
         <w:tblLook w:firstColumn="1" w:firstRow="1" w:lastColumn="0" w:lastRow="0" w:noHBand="0" w:noVBand="1" w:val="04A0"/>
       </w:tblPr>
@@ -1254,7 +4000,7 @@
           </w:tcPr>
           <w:p>
             <w:r>
-              <w:t>coeff_frac_bits</w:t>
+              <w:t>变量</w:t>
             </w:r>
           </w:p>
         </w:tc>
@@ -1264,7 +4010,7 @@
           </w:tcPr>
           <w:p>
             <w:r>
-              <w:t>MAE</w:t>
+              <w:t>UQ1.8 / 默认路径</w:t>
             </w:r>
           </w:p>
         </w:tc>
@@ -1274,7 +4020,7 @@
           </w:tcPr>
           <w:p>
             <w:r>
-              <w:t>P99 Abs</w:t>
+              <w:t>UQ1.10 / 默认路径</w:t>
             </w:r>
           </w:p>
         </w:tc>
@@ -1284,7 +4030,7 @@
           </w:tcPr>
           <w:p>
             <w:r>
-              <w:t>Max Abs</w:t>
+              <w:t>说明</w:t>
             </w:r>
           </w:p>
         </w:tc>
@@ -1296,7 +4042,7 @@
           </w:tcPr>
           <w:p>
             <w:r>
-              <w:t>8</w:t>
+              <w:t>WA_SEL</w:t>
             </w:r>
           </w:p>
         </w:tc>
@@ -1306,7 +4052,7 @@
           </w:tcPr>
           <w:p>
             <w:r>
-              <w:t>0.010408</w:t>
+              <w:t>7 bit</w:t>
             </w:r>
           </w:p>
         </w:tc>
@@ -1316,7 +4062,7 @@
           </w:tcPr>
           <w:p>
             <w:r>
-              <w:t>0.028085</w:t>
+              <w:t>7 bit</w:t>
             </w:r>
           </w:p>
         </w:tc>
@@ -1326,7 +4072,7 @@
           </w:tcPr>
           <w:p>
             <w:r>
-              <w:t>0.028228</w:t>
+              <w:t>0..127</w:t>
             </w:r>
           </w:p>
         </w:tc>
@@ -1338,7 +4084,7 @@
           </w:tcPr>
           <w:p>
             <w:r>
-              <w:t>10</w:t>
+              <w:t>luma_u8</w:t>
             </w:r>
           </w:p>
         </w:tc>
@@ -1348,7 +4094,7 @@
           </w:tcPr>
           <w:p>
             <w:r>
-              <w:t>0.010742</w:t>
+              <w:t>8 bit</w:t>
             </w:r>
           </w:p>
         </w:tc>
@@ -1358,7 +4104,7 @@
           </w:tcPr>
           <w:p>
             <w:r>
-              <w:t>0.027249</w:t>
+              <w:t>8 bit</w:t>
             </w:r>
           </w:p>
         </w:tc>
@@ -1368,7 +4114,748 @@
           </w:tcPr>
           <w:p>
             <w:r>
-              <w:t>0.027910</w:t>
+              <w:t>0..255</w:t>
+            </w:r>
+          </w:p>
+        </w:tc>
+      </w:tr>
+      <w:tr>
+        <w:tc>
+          <w:tcPr>
+            <w:tcW w:type="dxa" w:w="2160"/>
+          </w:tcPr>
+          <w:p>
+            <w:r>
+              <w:t>luma idx</w:t>
+            </w:r>
+          </w:p>
+        </w:tc>
+        <w:tc>
+          <w:tcPr>
+            <w:tcW w:type="dxa" w:w="2160"/>
+          </w:tcPr>
+          <w:p>
+            <w:r>
+              <w:t>4 bit</w:t>
+            </w:r>
+          </w:p>
+        </w:tc>
+        <w:tc>
+          <w:tcPr>
+            <w:tcW w:type="dxa" w:w="2160"/>
+          </w:tcPr>
+          <w:p>
+            <w:r>
+              <w:t>4 bit</w:t>
+            </w:r>
+          </w:p>
+        </w:tc>
+        <w:tc>
+          <w:tcPr>
+            <w:tcW w:type="dxa" w:w="2160"/>
+          </w:tcPr>
+          <w:p>
+            <w:r>
+              <w:t>12 节点索引</w:t>
+            </w:r>
+          </w:p>
+        </w:tc>
+      </w:tr>
+      <w:tr>
+        <w:tc>
+          <w:tcPr>
+            <w:tcW w:type="dxa" w:w="2160"/>
+          </w:tcPr>
+          <w:p>
+            <w:r>
+              <w:t>interp t</w:t>
+            </w:r>
+          </w:p>
+        </w:tc>
+        <w:tc>
+          <w:tcPr>
+            <w:tcW w:type="dxa" w:w="2160"/>
+          </w:tcPr>
+          <w:p>
+            <w:r>
+              <w:t>11 bit</w:t>
+            </w:r>
+          </w:p>
+        </w:tc>
+        <w:tc>
+          <w:tcPr>
+            <w:tcW w:type="dxa" w:w="2160"/>
+          </w:tcPr>
+          <w:p>
+            <w:r>
+              <w:t>11 bit</w:t>
+            </w:r>
+          </w:p>
+        </w:tc>
+        <w:tc>
+          <w:tcPr>
+            <w:tcW w:type="dxa" w:w="2160"/>
+          </w:tcPr>
+          <w:p>
+            <w:r>
+              <w:t>Q0.10 插值参数</w:t>
+            </w:r>
+          </w:p>
+        </w:tc>
+      </w:tr>
+      <w:tr>
+        <w:tc>
+          <w:tcPr>
+            <w:tcW w:type="dxa" w:w="2160"/>
+          </w:tcPr>
+          <w:p>
+            <w:r>
+              <w:t>pixel_fix_ch</w:t>
+            </w:r>
+          </w:p>
+        </w:tc>
+        <w:tc>
+          <w:tcPr>
+            <w:tcW w:type="dxa" w:w="2160"/>
+          </w:tcPr>
+          <w:p>
+            <w:r>
+              <w:t>11 bit</w:t>
+            </w:r>
+          </w:p>
+        </w:tc>
+        <w:tc>
+          <w:tcPr>
+            <w:tcW w:type="dxa" w:w="2160"/>
+          </w:tcPr>
+          <w:p>
+            <w:r>
+              <w:t>11 bit</w:t>
+            </w:r>
+          </w:p>
+        </w:tc>
+        <w:tc>
+          <w:tcPr>
+            <w:tcW w:type="dxa" w:w="2160"/>
+          </w:tcPr>
+          <w:p>
+            <w:r>
+              <w:t>Q0.10</w:t>
+            </w:r>
+          </w:p>
+        </w:tc>
+      </w:tr>
+      <w:tr>
+        <w:tc>
+          <w:tcPr>
+            <w:tcW w:type="dxa" w:w="2160"/>
+          </w:tcPr>
+          <w:p>
+            <w:r>
+              <w:t>gain_fix_ch</w:t>
+            </w:r>
+          </w:p>
+        </w:tc>
+        <w:tc>
+          <w:tcPr>
+            <w:tcW w:type="dxa" w:w="2160"/>
+          </w:tcPr>
+          <w:p>
+            <w:r>
+              <w:t>9 bit</w:t>
+            </w:r>
+          </w:p>
+        </w:tc>
+        <w:tc>
+          <w:tcPr>
+            <w:tcW w:type="dxa" w:w="2160"/>
+          </w:tcPr>
+          <w:p>
+            <w:r>
+              <w:t>11 bit</w:t>
+            </w:r>
+          </w:p>
+        </w:tc>
+        <w:tc>
+          <w:tcPr>
+            <w:tcW w:type="dxa" w:w="2160"/>
+          </w:tcPr>
+          <w:p>
+            <w:r>
+              <w:t>UQ1.8 或 UQ1.10</w:t>
+            </w:r>
+          </w:p>
+        </w:tc>
+      </w:tr>
+      <w:tr>
+        <w:tc>
+          <w:tcPr>
+            <w:tcW w:type="dxa" w:w="2160"/>
+          </w:tcPr>
+          <w:p>
+            <w:r>
+              <w:t>pixel * gain</w:t>
+            </w:r>
+          </w:p>
+        </w:tc>
+        <w:tc>
+          <w:tcPr>
+            <w:tcW w:type="dxa" w:w="2160"/>
+          </w:tcPr>
+          <w:p>
+            <w:r>
+              <w:t>20+ bit</w:t>
+            </w:r>
+          </w:p>
+        </w:tc>
+        <w:tc>
+          <w:tcPr>
+            <w:tcW w:type="dxa" w:w="2160"/>
+          </w:tcPr>
+          <w:p>
+            <w:r>
+              <w:t>22+ bit</w:t>
+            </w:r>
+          </w:p>
+        </w:tc>
+        <w:tc>
+          <w:tcPr>
+            <w:tcW w:type="dxa" w:w="2160"/>
+          </w:tcPr>
+          <w:p>
+            <w:r>
+              <w:t>建议 int32 或更宽乘法器</w:t>
+            </w:r>
+          </w:p>
+        </w:tc>
+      </w:tr>
+      <w:tr>
+        <w:tc>
+          <w:tcPr>
+            <w:tcW w:type="dxa" w:w="2160"/>
+          </w:tcPr>
+          <w:p>
+            <w:r>
+              <w:t>runtime_bin_gain entry</w:t>
+            </w:r>
+          </w:p>
+        </w:tc>
+        <w:tc>
+          <w:tcPr>
+            <w:tcW w:type="dxa" w:w="2160"/>
+          </w:tcPr>
+          <w:p>
+            <w:r>
+              <w:t>9 bit</w:t>
+            </w:r>
+          </w:p>
+        </w:tc>
+        <w:tc>
+          <w:tcPr>
+            <w:tcW w:type="dxa" w:w="2160"/>
+          </w:tcPr>
+          <w:p>
+            <w:r>
+              <w:t>11 bit</w:t>
+            </w:r>
+          </w:p>
+        </w:tc>
+        <w:tc>
+          <w:tcPr>
+            <w:tcW w:type="dxa" w:w="2160"/>
+          </w:tcPr>
+          <w:p>
+            <w:r>
+              <w:t>每通道一项</w:t>
+            </w:r>
+          </w:p>
+        </w:tc>
+      </w:tr>
+    </w:tbl>
+    <w:p>
+      <w:pPr>
+        <w:pStyle w:val="Heading2"/>
+      </w:pPr>
+      <w:r>
+        <w:t>6.3 WA_SEL 更新阶段资源</w:t>
+      </w:r>
+    </w:p>
+    <w:p>
+      <w:r>
+        <w:t>该阶段在控制寄存器变化时运行，不属于逐像素高吞吐路径，但其结果会决定之后所有像素的增益表。</w:t>
+      </w:r>
+    </w:p>
+    <w:tbl>
+      <w:tblPr>
+        <w:tblStyle w:val="TableGrid"/>
+        <w:tblW w:type="auto" w:w="0"/>
+        <w:tblLook w:firstColumn="1" w:firstRow="1" w:lastColumn="0" w:lastRow="0" w:noHBand="0" w:noVBand="1" w:val="04A0"/>
+      </w:tblPr>
+      <w:tblGrid>
+        <w:gridCol w:w="2880"/>
+        <w:gridCol w:w="2880"/>
+        <w:gridCol w:w="2880"/>
+      </w:tblGrid>
+      <w:tr>
+        <w:tc>
+          <w:tcPr>
+            <w:tcW w:type="dxa" w:w="2880"/>
+          </w:tcPr>
+          <w:p>
+            <w:r>
+              <w:t>资源估算前提</w:t>
+            </w:r>
+          </w:p>
+        </w:tc>
+        <w:tc>
+          <w:tcPr>
+            <w:tcW w:type="dxa" w:w="2880"/>
+          </w:tcPr>
+          <w:p>
+            <w:r>
+              <w:t>默认值/假设</w:t>
+            </w:r>
+          </w:p>
+        </w:tc>
+        <w:tc>
+          <w:tcPr>
+            <w:tcW w:type="dxa" w:w="2880"/>
+          </w:tcPr>
+          <w:p>
+            <w:r>
+              <w:t>说明</w:t>
+            </w:r>
+          </w:p>
+        </w:tc>
+      </w:tr>
+      <w:tr>
+        <w:tc>
+          <w:tcPr>
+            <w:tcW w:type="dxa" w:w="2880"/>
+          </w:tcPr>
+          <w:p>
+            <w:r>
+              <w:t>WA_SEL update latency</w:t>
+            </w:r>
+          </w:p>
+        </w:tc>
+        <w:tc>
+          <w:tcPr>
+            <w:tcW w:type="dxa" w:w="2880"/>
+          </w:tcPr>
+          <w:p>
+            <w:r>
+              <w:t>允许多周期</w:t>
+            </w:r>
+          </w:p>
+        </w:tc>
+        <w:tc>
+          <w:tcPr>
+            <w:tcW w:type="dxa" w:w="2880"/>
+          </w:tcPr>
+          <w:p>
+            <w:r>
+              <w:t>控制路径不要求每周期更新一次</w:t>
+            </w:r>
+          </w:p>
+        </w:tc>
+      </w:tr>
+      <w:tr>
+        <w:tc>
+          <w:tcPr>
+            <w:tcW w:type="dxa" w:w="2880"/>
+          </w:tcPr>
+          <w:p>
+            <w:r>
+              <w:t>复用策略</w:t>
+            </w:r>
+          </w:p>
+        </w:tc>
+        <w:tc>
+          <w:tcPr>
+            <w:tcW w:type="dxa" w:w="2880"/>
+          </w:tcPr>
+          <w:p>
+            <w:r>
+              <w:t>允许时分复用乘法器</w:t>
+            </w:r>
+          </w:p>
+        </w:tc>
+        <w:tc>
+          <w:tcPr>
+            <w:tcW w:type="dxa" w:w="2880"/>
+          </w:tcPr>
+          <w:p>
+            <w:r>
+              <w:t>降低面积，增加 WA_SEL 更新延迟</w:t>
+            </w:r>
+          </w:p>
+        </w:tc>
+      </w:tr>
+      <w:tr>
+        <w:tc>
+          <w:tcPr>
+            <w:tcW w:type="dxa" w:w="2880"/>
+          </w:tcPr>
+          <w:p>
+            <w:r>
+              <w:t>统计口径</w:t>
+            </w:r>
+          </w:p>
+        </w:tc>
+        <w:tc>
+          <w:tcPr>
+            <w:tcW w:type="dxa" w:w="2880"/>
+          </w:tcPr>
+          <w:p>
+            <w:r>
+              <w:t>以标量操作数计</w:t>
+            </w:r>
+          </w:p>
+        </w:tc>
+        <w:tc>
+          <w:tcPr>
+            <w:tcW w:type="dxa" w:w="2880"/>
+          </w:tcPr>
+          <w:p>
+            <w:r>
+              <w:t>不绑定具体 SIMD 或流水复制数</w:t>
+            </w:r>
+          </w:p>
+        </w:tc>
+      </w:tr>
+    </w:tbl>
+    <w:p>
+      <w:pPr>
+        <w:pStyle w:val="ListBullet"/>
+      </w:pPr>
+      <w:r>
+        <w:t>输入：WA_SEL、3 个 anchor gain、12 点 atten_q_lut_fixed。</w:t>
+      </w:r>
+    </w:p>
+    <w:p>
+      <w:pPr>
+        <w:pStyle w:val="ListBullet"/>
+      </w:pPr>
+      <w:r>
+        <w:t>输出：runtime_bin_gain[12][3]。</w:t>
+      </w:r>
+    </w:p>
+    <w:p>
+      <w:pPr>
+        <w:pStyle w:val="ListBullet"/>
+      </w:pPr>
+      <w:r>
+        <w:t>核心操作：三通道基础插值 + 12x3 bin 展开。</w:t>
+      </w:r>
+    </w:p>
+    <w:p>
+      <w:pPr>
+        <w:pStyle w:val="ListBullet"/>
+      </w:pPr>
+      <w:r>
+        <w:t>推荐实现：一个小型控制状态机驱动可复用乘加器。</w:t>
+      </w:r>
+    </w:p>
+    <w:tbl>
+      <w:tblPr>
+        <w:tblStyle w:val="TableGrid"/>
+        <w:tblW w:type="auto" w:w="0"/>
+        <w:tblLook w:firstColumn="1" w:firstRow="1" w:lastColumn="0" w:lastRow="0" w:noHBand="0" w:noVBand="1" w:val="04A0"/>
+      </w:tblPr>
+      <w:tblGrid>
+        <w:gridCol w:w="1234"/>
+        <w:gridCol w:w="1234"/>
+        <w:gridCol w:w="1234"/>
+        <w:gridCol w:w="1234"/>
+        <w:gridCol w:w="1234"/>
+        <w:gridCol w:w="1234"/>
+        <w:gridCol w:w="1234"/>
+      </w:tblGrid>
+      <w:tr>
+        <w:tc>
+          <w:tcPr>
+            <w:tcW w:type="dxa" w:w="1234"/>
+          </w:tcPr>
+          <w:p>
+            <w:r>
+              <w:t>阶段</w:t>
+            </w:r>
+          </w:p>
+        </w:tc>
+        <w:tc>
+          <w:tcPr>
+            <w:tcW w:type="dxa" w:w="1234"/>
+          </w:tcPr>
+          <w:p>
+            <w:r>
+              <w:t>比较</w:t>
+            </w:r>
+          </w:p>
+        </w:tc>
+        <w:tc>
+          <w:tcPr>
+            <w:tcW w:type="dxa" w:w="1234"/>
+          </w:tcPr>
+          <w:p>
+            <w:r>
+              <w:t>加法</w:t>
+            </w:r>
+          </w:p>
+        </w:tc>
+        <w:tc>
+          <w:tcPr>
+            <w:tcW w:type="dxa" w:w="1234"/>
+          </w:tcPr>
+          <w:p>
+            <w:r>
+              <w:t>减法</w:t>
+            </w:r>
+          </w:p>
+        </w:tc>
+        <w:tc>
+          <w:tcPr>
+            <w:tcW w:type="dxa" w:w="1234"/>
+          </w:tcPr>
+          <w:p>
+            <w:r>
+              <w:t>乘法</w:t>
+            </w:r>
+          </w:p>
+        </w:tc>
+        <w:tc>
+          <w:tcPr>
+            <w:tcW w:type="dxa" w:w="1234"/>
+          </w:tcPr>
+          <w:p>
+            <w:r>
+              <w:t>移位</w:t>
+            </w:r>
+          </w:p>
+        </w:tc>
+        <w:tc>
+          <w:tcPr>
+            <w:tcW w:type="dxa" w:w="1234"/>
+          </w:tcPr>
+          <w:p>
+            <w:r>
+              <w:t>备注</w:t>
+            </w:r>
+          </w:p>
+        </w:tc>
+      </w:tr>
+      <w:tr>
+        <w:tc>
+          <w:tcPr>
+            <w:tcW w:type="dxa" w:w="1234"/>
+          </w:tcPr>
+          <w:p>
+            <w:r>
+              <w:t>WA_SEL -&gt; base gain 插值</w:t>
+            </w:r>
+          </w:p>
+        </w:tc>
+        <w:tc>
+          <w:tcPr>
+            <w:tcW w:type="dxa" w:w="1234"/>
+          </w:tcPr>
+          <w:p>
+            <w:r>
+              <w:t>1</w:t>
+            </w:r>
+          </w:p>
+        </w:tc>
+        <w:tc>
+          <w:tcPr>
+            <w:tcW w:type="dxa" w:w="1234"/>
+          </w:tcPr>
+          <w:p>
+            <w:r>
+              <w:t>3</w:t>
+            </w:r>
+          </w:p>
+        </w:tc>
+        <w:tc>
+          <w:tcPr>
+            <w:tcW w:type="dxa" w:w="1234"/>
+          </w:tcPr>
+          <w:p>
+            <w:r>
+              <w:t>3</w:t>
+            </w:r>
+          </w:p>
+        </w:tc>
+        <w:tc>
+          <w:tcPr>
+            <w:tcW w:type="dxa" w:w="1234"/>
+          </w:tcPr>
+          <w:p>
+            <w:r>
+              <w:t>3</w:t>
+            </w:r>
+          </w:p>
+        </w:tc>
+        <w:tc>
+          <w:tcPr>
+            <w:tcW w:type="dxa" w:w="1234"/>
+          </w:tcPr>
+          <w:p>
+            <w:r>
+              <w:t>3</w:t>
+            </w:r>
+          </w:p>
+        </w:tc>
+        <w:tc>
+          <w:tcPr>
+            <w:tcW w:type="dxa" w:w="1234"/>
+          </w:tcPr>
+          <w:p>
+            <w:r>
+              <w:t>三通道并行或复用</w:t>
+            </w:r>
+          </w:p>
+        </w:tc>
+      </w:tr>
+      <w:tr>
+        <w:tc>
+          <w:tcPr>
+            <w:tcW w:type="dxa" w:w="1234"/>
+          </w:tcPr>
+          <w:p>
+            <w:r>
+              <w:t>12x3 bin 展开</w:t>
+            </w:r>
+          </w:p>
+        </w:tc>
+        <w:tc>
+          <w:tcPr>
+            <w:tcW w:type="dxa" w:w="1234"/>
+          </w:tcPr>
+          <w:p>
+            <w:r>
+              <w:t>0</w:t>
+            </w:r>
+          </w:p>
+        </w:tc>
+        <w:tc>
+          <w:tcPr>
+            <w:tcW w:type="dxa" w:w="1234"/>
+          </w:tcPr>
+          <w:p>
+            <w:r>
+              <w:t>36</w:t>
+            </w:r>
+          </w:p>
+        </w:tc>
+        <w:tc>
+          <w:tcPr>
+            <w:tcW w:type="dxa" w:w="1234"/>
+          </w:tcPr>
+          <w:p>
+            <w:r>
+              <w:t>0</w:t>
+            </w:r>
+          </w:p>
+        </w:tc>
+        <w:tc>
+          <w:tcPr>
+            <w:tcW w:type="dxa" w:w="1234"/>
+          </w:tcPr>
+          <w:p>
+            <w:r>
+              <w:t>36</w:t>
+            </w:r>
+          </w:p>
+        </w:tc>
+        <w:tc>
+          <w:tcPr>
+            <w:tcW w:type="dxa" w:w="1234"/>
+          </w:tcPr>
+          <w:p>
+            <w:r>
+              <w:t>36</w:t>
+            </w:r>
+          </w:p>
+        </w:tc>
+        <w:tc>
+          <w:tcPr>
+            <w:tcW w:type="dxa" w:w="1234"/>
+          </w:tcPr>
+          <w:p>
+            <w:r>
+              <w:t>每个 bin 三通道各一次</w:t>
+            </w:r>
+          </w:p>
+        </w:tc>
+      </w:tr>
+      <w:tr>
+        <w:tc>
+          <w:tcPr>
+            <w:tcW w:type="dxa" w:w="1234"/>
+          </w:tcPr>
+          <w:p>
+            <w:r>
+              <w:t>合计</w:t>
+            </w:r>
+          </w:p>
+        </w:tc>
+        <w:tc>
+          <w:tcPr>
+            <w:tcW w:type="dxa" w:w="1234"/>
+          </w:tcPr>
+          <w:p>
+            <w:r>
+              <w:t>1</w:t>
+            </w:r>
+          </w:p>
+        </w:tc>
+        <w:tc>
+          <w:tcPr>
+            <w:tcW w:type="dxa" w:w="1234"/>
+          </w:tcPr>
+          <w:p>
+            <w:r>
+              <w:t>39</w:t>
+            </w:r>
+          </w:p>
+        </w:tc>
+        <w:tc>
+          <w:tcPr>
+            <w:tcW w:type="dxa" w:w="1234"/>
+          </w:tcPr>
+          <w:p>
+            <w:r>
+              <w:t>3</w:t>
+            </w:r>
+          </w:p>
+        </w:tc>
+        <w:tc>
+          <w:tcPr>
+            <w:tcW w:type="dxa" w:w="1234"/>
+          </w:tcPr>
+          <w:p>
+            <w:r>
+              <w:t>39</w:t>
+            </w:r>
+          </w:p>
+        </w:tc>
+        <w:tc>
+          <w:tcPr>
+            <w:tcW w:type="dxa" w:w="1234"/>
+          </w:tcPr>
+          <w:p>
+            <w:r>
+              <w:t>39</w:t>
+            </w:r>
+          </w:p>
+        </w:tc>
+        <w:tc>
+          <w:tcPr>
+            <w:tcW w:type="dxa" w:w="1234"/>
+          </w:tcPr>
+          <w:p>
+            <w:r>
+              <w:t>不含 RAM 读写控制</w:t>
             </w:r>
           </w:p>
         </w:tc>
@@ -1376,20 +4863,764 @@
     </w:tbl>
     <w:p>
       <w:r>
-        <w:t>Float vs Fixed（LSB）在 WA={0,32,64,96,127} 下：MeanAbs &lt; 0.33, P99 &lt;= 2, Max &lt;= 4, 且 WA=64 为严格 identity。</w:t>
+        <w:t>若采用乘法器时分复用，可显著降低面积，但 WA_SEL 更新延迟会增加；该延迟一般可接受，因为 WA_SEL 变化频率远低于像素时钟。</w:t>
+      </w:r>
+    </w:p>
+    <w:p>
+      <w:pPr>
+        <w:pStyle w:val="Heading2"/>
+      </w:pPr>
+      <w:r>
+        <w:t>6.4 WA_SEL 固定后的逐像素资源</w:t>
       </w:r>
     </w:p>
     <w:p>
       <w:r>
-        <w:t>结论：在低资源约束下，3锚点 + /64 cool 插值的误差处于可接受区间。</w:t>
+        <w:t>该阶段是主数据通路，应按每像素吞吐进行预算。资源重点包括亮度代理计算、节点定位、bin 插值、增益乘法与可选饱和度保护。</w:t>
+      </w:r>
+    </w:p>
+    <w:tbl>
+      <w:tblPr>
+        <w:tblStyle w:val="TableGrid"/>
+        <w:tblW w:type="auto" w:w="0"/>
+        <w:tblLook w:firstColumn="1" w:firstRow="1" w:lastColumn="0" w:lastRow="0" w:noHBand="0" w:noVBand="1" w:val="04A0"/>
+      </w:tblPr>
+      <w:tblGrid>
+        <w:gridCol w:w="2880"/>
+        <w:gridCol w:w="2880"/>
+        <w:gridCol w:w="2880"/>
+      </w:tblGrid>
+      <w:tr>
+        <w:tc>
+          <w:tcPr>
+            <w:tcW w:type="dxa" w:w="2880"/>
+          </w:tcPr>
+          <w:p>
+            <w:r>
+              <w:t>资源估算前提</w:t>
+            </w:r>
+          </w:p>
+        </w:tc>
+        <w:tc>
+          <w:tcPr>
+            <w:tcW w:type="dxa" w:w="2880"/>
+          </w:tcPr>
+          <w:p>
+            <w:r>
+              <w:t>默认值/假设</w:t>
+            </w:r>
+          </w:p>
+        </w:tc>
+        <w:tc>
+          <w:tcPr>
+            <w:tcW w:type="dxa" w:w="2880"/>
+          </w:tcPr>
+          <w:p>
+            <w:r>
+              <w:t>说明</w:t>
+            </w:r>
+          </w:p>
+        </w:tc>
+      </w:tr>
+      <w:tr>
+        <w:tc>
+          <w:tcPr>
+            <w:tcW w:type="dxa" w:w="2880"/>
+          </w:tcPr>
+          <w:p>
+            <w:r>
+              <w:t>luma_nodes</w:t>
+            </w:r>
+          </w:p>
+        </w:tc>
+        <w:tc>
+          <w:tcPr>
+            <w:tcW w:type="dxa" w:w="2880"/>
+          </w:tcPr>
+          <w:p>
+            <w:r>
+              <w:t>[15,31,47,63,95,127,159,191,223,239,247,255]</w:t>
+            </w:r>
+          </w:p>
+        </w:tc>
+        <w:tc>
+          <w:tcPr>
+            <w:tcW w:type="dxa" w:w="2880"/>
+          </w:tcPr>
+          <w:p>
+            <w:r>
+              <w:t>当前默认节点集合</w:t>
+            </w:r>
+          </w:p>
+        </w:tc>
+      </w:tr>
+      <w:tr>
+        <w:tc>
+          <w:tcPr>
+            <w:tcW w:type="dxa" w:w="2880"/>
+          </w:tcPr>
+          <w:p>
+            <w:r>
+              <w:t>相邻节点跨度</w:t>
+            </w:r>
+          </w:p>
+        </w:tc>
+        <w:tc>
+          <w:tcPr>
+            <w:tcW w:type="dxa" w:w="2880"/>
+          </w:tcPr>
+          <w:p>
+            <w:r>
+              <w:t>{16,16,16,32,32,32,32,32,16,8,8}</w:t>
+            </w:r>
+          </w:p>
+        </w:tc>
+        <w:tc>
+          <w:tcPr>
+            <w:tcW w:type="dxa" w:w="2880"/>
+          </w:tcPr>
+          <w:p>
+            <w:r>
+              <w:t>全部为 2 的幂</w:t>
+            </w:r>
+          </w:p>
+        </w:tc>
+      </w:tr>
+      <w:tr>
+        <w:tc>
+          <w:tcPr>
+            <w:tcW w:type="dxa" w:w="2880"/>
+          </w:tcPr>
+          <w:p>
+            <w:r>
+              <w:t>pixel path initiation interval</w:t>
+            </w:r>
+          </w:p>
+        </w:tc>
+        <w:tc>
+          <w:tcPr>
+            <w:tcW w:type="dxa" w:w="2880"/>
+          </w:tcPr>
+          <w:p>
+            <w:r>
+              <w:t>II = 1</w:t>
+            </w:r>
+          </w:p>
+        </w:tc>
+        <w:tc>
+          <w:tcPr>
+            <w:tcW w:type="dxa" w:w="2880"/>
+          </w:tcPr>
+          <w:p>
+            <w:r>
+              <w:t>按 1 pixel / cycle 理解吞吐压力</w:t>
+            </w:r>
+          </w:p>
+        </w:tc>
+      </w:tr>
+      <w:tr>
+        <w:tc>
+          <w:tcPr>
+            <w:tcW w:type="dxa" w:w="2880"/>
+          </w:tcPr>
+          <w:p>
+            <w:r>
+              <w:t>pixel path latency</w:t>
+            </w:r>
+          </w:p>
+        </w:tc>
+        <w:tc>
+          <w:tcPr>
+            <w:tcW w:type="dxa" w:w="2880"/>
+          </w:tcPr>
+          <w:p>
+            <w:r>
+              <w:t>与流水深度相关</w:t>
+            </w:r>
+          </w:p>
+        </w:tc>
+        <w:tc>
+          <w:tcPr>
+            <w:tcW w:type="dxa" w:w="2880"/>
+          </w:tcPr>
+          <w:p>
+            <w:r>
+              <w:t>本文统计操作数，不绑定固定级数</w:t>
+            </w:r>
+          </w:p>
+        </w:tc>
+      </w:tr>
+      <w:tr>
+        <w:tc>
+          <w:tcPr>
+            <w:tcW w:type="dxa" w:w="2880"/>
+          </w:tcPr>
+          <w:p>
+            <w:r>
+              <w:t>interp divider</w:t>
+            </w:r>
+          </w:p>
+        </w:tc>
+        <w:tc>
+          <w:tcPr>
+            <w:tcW w:type="dxa" w:w="2880"/>
+          </w:tcPr>
+          <w:p>
+            <w:r>
+              <w:t>默认不需要</w:t>
+            </w:r>
+          </w:p>
+        </w:tc>
+        <w:tc>
+          <w:tcPr>
+            <w:tcW w:type="dxa" w:w="2880"/>
+          </w:tcPr>
+          <w:p>
+            <w:r>
+              <w:t>默认节点集合下可由移位实现；若节点改为非 2 的幂间距则需要除法器</w:t>
+            </w:r>
+          </w:p>
+        </w:tc>
+      </w:tr>
+    </w:tbl>
+    <w:tbl>
+      <w:tblPr>
+        <w:tblStyle w:val="TableGrid"/>
+        <w:tblW w:type="auto" w:w="0"/>
+        <w:tblLook w:firstColumn="1" w:firstRow="1" w:lastColumn="0" w:lastRow="0" w:noHBand="0" w:noVBand="1" w:val="04A0"/>
+      </w:tblPr>
+      <w:tblGrid>
+        <w:gridCol w:w="1080"/>
+        <w:gridCol w:w="1080"/>
+        <w:gridCol w:w="1080"/>
+        <w:gridCol w:w="1080"/>
+        <w:gridCol w:w="1080"/>
+        <w:gridCol w:w="1080"/>
+        <w:gridCol w:w="1080"/>
+        <w:gridCol w:w="1080"/>
+      </w:tblGrid>
+      <w:tr>
+        <w:tc>
+          <w:tcPr>
+            <w:tcW w:type="dxa" w:w="1080"/>
+          </w:tcPr>
+          <w:p>
+            <w:r>
+              <w:t>配置</w:t>
+            </w:r>
+          </w:p>
+        </w:tc>
+        <w:tc>
+          <w:tcPr>
+            <w:tcW w:type="dxa" w:w="1080"/>
+          </w:tcPr>
+          <w:p>
+            <w:r>
+              <w:t>比较</w:t>
+            </w:r>
+          </w:p>
+        </w:tc>
+        <w:tc>
+          <w:tcPr>
+            <w:tcW w:type="dxa" w:w="1080"/>
+          </w:tcPr>
+          <w:p>
+            <w:r>
+              <w:t>加法</w:t>
+            </w:r>
+          </w:p>
+        </w:tc>
+        <w:tc>
+          <w:tcPr>
+            <w:tcW w:type="dxa" w:w="1080"/>
+          </w:tcPr>
+          <w:p>
+            <w:r>
+              <w:t>减法</w:t>
+            </w:r>
+          </w:p>
+        </w:tc>
+        <w:tc>
+          <w:tcPr>
+            <w:tcW w:type="dxa" w:w="1080"/>
+          </w:tcPr>
+          <w:p>
+            <w:r>
+              <w:t>乘法</w:t>
+            </w:r>
+          </w:p>
+        </w:tc>
+        <w:tc>
+          <w:tcPr>
+            <w:tcW w:type="dxa" w:w="1080"/>
+          </w:tcPr>
+          <w:p>
+            <w:r>
+              <w:t>除法</w:t>
+            </w:r>
+          </w:p>
+        </w:tc>
+        <w:tc>
+          <w:tcPr>
+            <w:tcW w:type="dxa" w:w="1080"/>
+          </w:tcPr>
+          <w:p>
+            <w:r>
+              <w:t>移位</w:t>
+            </w:r>
+          </w:p>
+        </w:tc>
+        <w:tc>
+          <w:tcPr>
+            <w:tcW w:type="dxa" w:w="1080"/>
+          </w:tcPr>
+          <w:p>
+            <w:r>
+              <w:t>clip</w:t>
+            </w:r>
+          </w:p>
+        </w:tc>
+      </w:tr>
+      <w:tr>
+        <w:tc>
+          <w:tcPr>
+            <w:tcW w:type="dxa" w:w="1080"/>
+          </w:tcPr>
+          <w:p>
+            <w:r>
+              <w:t>sat_en=False</w:t>
+            </w:r>
+          </w:p>
+        </w:tc>
+        <w:tc>
+          <w:tcPr>
+            <w:tcW w:type="dxa" w:w="1080"/>
+          </w:tcPr>
+          <w:p>
+            <w:r>
+              <w:t>11</w:t>
+            </w:r>
+          </w:p>
+        </w:tc>
+        <w:tc>
+          <w:tcPr>
+            <w:tcW w:type="dxa" w:w="1080"/>
+          </w:tcPr>
+          <w:p>
+            <w:r>
+              <w:t>13</w:t>
+            </w:r>
+          </w:p>
+        </w:tc>
+        <w:tc>
+          <w:tcPr>
+            <w:tcW w:type="dxa" w:w="1080"/>
+          </w:tcPr>
+          <w:p>
+            <w:r>
+              <w:t>5</w:t>
+            </w:r>
+          </w:p>
+        </w:tc>
+        <w:tc>
+          <w:tcPr>
+            <w:tcW w:type="dxa" w:w="1080"/>
+          </w:tcPr>
+          <w:p>
+            <w:r>
+              <w:t>6</w:t>
+            </w:r>
+          </w:p>
+        </w:tc>
+        <w:tc>
+          <w:tcPr>
+            <w:tcW w:type="dxa" w:w="1080"/>
+          </w:tcPr>
+          <w:p>
+            <w:r>
+              <w:t>0</w:t>
+            </w:r>
+          </w:p>
+        </w:tc>
+        <w:tc>
+          <w:tcPr>
+            <w:tcW w:type="dxa" w:w="1080"/>
+          </w:tcPr>
+          <w:p>
+            <w:r>
+              <w:t>8</w:t>
+            </w:r>
+          </w:p>
+        </w:tc>
+        <w:tc>
+          <w:tcPr>
+            <w:tcW w:type="dxa" w:w="1080"/>
+          </w:tcPr>
+          <w:p>
+            <w:r>
+              <w:t>1</w:t>
+            </w:r>
+          </w:p>
+        </w:tc>
+      </w:tr>
+      <w:tr>
+        <w:tc>
+          <w:tcPr>
+            <w:tcW w:type="dxa" w:w="1080"/>
+          </w:tcPr>
+          <w:p>
+            <w:r>
+              <w:t>sat_en=True 额外开销</w:t>
+            </w:r>
+          </w:p>
+        </w:tc>
+        <w:tc>
+          <w:tcPr>
+            <w:tcW w:type="dxa" w:w="1080"/>
+          </w:tcPr>
+          <w:p>
+            <w:r>
+              <w:t>+0</w:t>
+            </w:r>
+          </w:p>
+        </w:tc>
+        <w:tc>
+          <w:tcPr>
+            <w:tcW w:type="dxa" w:w="1080"/>
+          </w:tcPr>
+          <w:p>
+            <w:r>
+              <w:t>+7</w:t>
+            </w:r>
+          </w:p>
+        </w:tc>
+        <w:tc>
+          <w:tcPr>
+            <w:tcW w:type="dxa" w:w="1080"/>
+          </w:tcPr>
+          <w:p>
+            <w:r>
+              <w:t>+5</w:t>
+            </w:r>
+          </w:p>
+        </w:tc>
+        <w:tc>
+          <w:tcPr>
+            <w:tcW w:type="dxa" w:w="1080"/>
+          </w:tcPr>
+          <w:p>
+            <w:r>
+              <w:t>+3</w:t>
+            </w:r>
+          </w:p>
+        </w:tc>
+        <w:tc>
+          <w:tcPr>
+            <w:tcW w:type="dxa" w:w="1080"/>
+          </w:tcPr>
+          <w:p>
+            <w:r>
+              <w:t>+1</w:t>
+            </w:r>
+          </w:p>
+        </w:tc>
+        <w:tc>
+          <w:tcPr>
+            <w:tcW w:type="dxa" w:w="1080"/>
+          </w:tcPr>
+          <w:p>
+            <w:r>
+              <w:t>+4</w:t>
+            </w:r>
+          </w:p>
+        </w:tc>
+        <w:tc>
+          <w:tcPr>
+            <w:tcW w:type="dxa" w:w="1080"/>
+          </w:tcPr>
+          <w:p>
+            <w:r>
+              <w:t>+0</w:t>
+            </w:r>
+          </w:p>
+        </w:tc>
+      </w:tr>
+    </w:tbl>
+    <w:p>
+      <w:pPr>
+        <w:pStyle w:val="ListBullet"/>
+      </w:pPr>
+      <w:r>
+        <w:t>Y_luma = (R + 2G + B) &gt;&gt; 2，可由 2 个加法器和 1 个右移实现。</w:t>
       </w:r>
     </w:p>
     <w:p>
-      <w:pPr/>
+      <w:pPr>
+        <w:pStyle w:val="ListBullet"/>
+      </w:pPr>
       <w:r>
-        <w:t>补充必测项：1) wa_sel-&gt;CCT 映射单调；2) cct_to_xy 在 T_split（默认 4000K）附近连续；3) cct_gain_lut 全部为有限正数。</w:t>
+        <w:t>节点定位可由比较链、查找表或小型编码器实现。</w:t>
       </w:r>
     </w:p>
+    <w:p>
+      <w:pPr>
+        <w:pStyle w:val="ListBullet"/>
+      </w:pPr>
+      <w:r>
+        <w:t>默认 luma_nodes 下，相邻节点跨度全部为 2 的幂，因此插值分母可由移位实现。</w:t>
+      </w:r>
+    </w:p>
+    <w:p>
+      <w:pPr>
+        <w:pStyle w:val="ListBullet"/>
+      </w:pPr>
+      <w:r>
+        <w:t>若后续更改节点集合且跨度出现非 2 的幂，则需要增加通用整数除法器或小型除法单元。</w:t>
+      </w:r>
+    </w:p>
+    <w:p>
+      <w:pPr>
+        <w:pStyle w:val="ListBullet"/>
+      </w:pPr>
+      <w:r>
+        <w:t>bin 插值通常需要 1 个插值系数 t_fix 和 3 个通道的乘加。</w:t>
+      </w:r>
+    </w:p>
+    <w:p>
+      <w:pPr>
+        <w:pStyle w:val="ListBullet"/>
+      </w:pPr>
+      <w:r>
+        <w:t>逐通道增益乘法后需加 COEFF_HALF，再右移 F_c 位实现四舍五入。</w:t>
+      </w:r>
+    </w:p>
+    <w:p>
+      <w:pPr>
+        <w:pStyle w:val="ListBullet"/>
+      </w:pPr>
+      <w:r>
+        <w:t>若启用 sat_en，还需增加饱和度差分路径和一组混合乘法。</w:t>
+      </w:r>
+    </w:p>
+    <w:p>
+      <w:pPr>
+        <w:pStyle w:val="Heading2"/>
+      </w:pPr>
+      <w:r>
+        <w:t>6.5 数据流划分建议</w:t>
+      </w:r>
+    </w:p>
+    <w:p>
+      <w:pPr>
+        <w:pStyle w:val="ListNumber"/>
+      </w:pPr>
+      <w:r>
+        <w:t>控制路径：WA_SEL 更新 -&gt; runtime_base_gain_fixed -&gt; runtime_bin_gain[12][3]。</w:t>
+      </w:r>
+    </w:p>
+    <w:p>
+      <w:pPr>
+        <w:pStyle w:val="ListNumber"/>
+      </w:pPr>
+      <w:r>
+        <w:t>像素路径：degamma/linear 输入 -&gt; luma -&gt; gain 插值 -&gt; gain 乘法 -&gt; 可选 sat -&gt; clip -&gt; engamma。</w:t>
+      </w:r>
+    </w:p>
+    <w:p>
+      <w:pPr>
+        <w:pStyle w:val="ListNumber"/>
+      </w:pPr>
+      <w:r>
+        <w:t>存储建议：anchor LUT 与 atten LUT 放常驻 ROM 或小 RAM；runtime_bin_gain 放可写小 RAM。</w:t>
+      </w:r>
+    </w:p>
+    <w:p>
+      <w:pPr>
+        <w:pStyle w:val="Heading1"/>
+      </w:pPr>
+      <w:r>
+        <w:t>7. 数值验证与可视验证结论</w:t>
+      </w:r>
+    </w:p>
+    <w:p>
+      <w:pPr>
+        <w:pStyle w:val="ListBullet"/>
+      </w:pPr>
+      <w:r>
+        <w:t>线性插值相对 128 点参考的误差：coeff_frac_bits=8 时 MAE=0.010408, MaxAbs=0.028228。</w:t>
+      </w:r>
+    </w:p>
+    <w:p>
+      <w:pPr>
+        <w:pStyle w:val="ListBullet"/>
+      </w:pPr>
+      <w:r>
+        <w:t>coeff_frac_bits=10 时 MAE=0.010742, MaxAbs=0.027910。</w:t>
+      </w:r>
+    </w:p>
+    <w:p>
+      <w:pPr>
+        <w:pStyle w:val="ListBullet"/>
+      </w:pPr>
+      <w:r>
+        <w:t>WA_SEL=64 时必须严格 identity。</w:t>
+      </w:r>
+    </w:p>
+    <w:p>
+      <w:pPr>
+        <w:pStyle w:val="ListBullet"/>
+      </w:pPr>
+      <w:r>
+        <w:t>暖端趋势为 R 上升、B 下降；冷端趋势为 R 下降、B 上升。</w:t>
+      </w:r>
+    </w:p>
+    <w:p>
+      <w:pPr>
+        <w:pStyle w:val="ListBullet"/>
+      </w:pPr>
+      <w:r>
+        <w:t>在低资源约束下，3 锚点 + cool 侧 /64 插值的误差可接受。</w:t>
+      </w:r>
+    </w:p>
+    <w:tbl>
+      <w:tblPr>
+        <w:tblStyle w:val="TableGrid"/>
+        <w:tblW w:type="auto" w:w="0"/>
+        <w:tblLook w:firstColumn="1" w:firstRow="1" w:lastColumn="0" w:lastRow="0" w:noHBand="0" w:noVBand="1" w:val="04A0"/>
+      </w:tblPr>
+      <w:tblGrid>
+        <w:gridCol w:w="2160"/>
+        <w:gridCol w:w="2160"/>
+        <w:gridCol w:w="2160"/>
+        <w:gridCol w:w="2160"/>
+      </w:tblGrid>
+      <w:tr>
+        <w:tc>
+          <w:tcPr>
+            <w:tcW w:type="dxa" w:w="2160"/>
+          </w:tcPr>
+          <w:p>
+            <w:r>
+              <w:t>coeff_frac_bits</w:t>
+            </w:r>
+          </w:p>
+        </w:tc>
+        <w:tc>
+          <w:tcPr>
+            <w:tcW w:type="dxa" w:w="2160"/>
+          </w:tcPr>
+          <w:p>
+            <w:r>
+              <w:t>MAE</w:t>
+            </w:r>
+          </w:p>
+        </w:tc>
+        <w:tc>
+          <w:tcPr>
+            <w:tcW w:type="dxa" w:w="2160"/>
+          </w:tcPr>
+          <w:p>
+            <w:r>
+              <w:t>P99 Abs</w:t>
+            </w:r>
+          </w:p>
+        </w:tc>
+        <w:tc>
+          <w:tcPr>
+            <w:tcW w:type="dxa" w:w="2160"/>
+          </w:tcPr>
+          <w:p>
+            <w:r>
+              <w:t>Max Abs</w:t>
+            </w:r>
+          </w:p>
+        </w:tc>
+      </w:tr>
+      <w:tr>
+        <w:tc>
+          <w:tcPr>
+            <w:tcW w:type="dxa" w:w="2160"/>
+          </w:tcPr>
+          <w:p>
+            <w:r>
+              <w:t>8</w:t>
+            </w:r>
+          </w:p>
+        </w:tc>
+        <w:tc>
+          <w:tcPr>
+            <w:tcW w:type="dxa" w:w="2160"/>
+          </w:tcPr>
+          <w:p>
+            <w:r>
+              <w:t>0.010408</w:t>
+            </w:r>
+          </w:p>
+        </w:tc>
+        <w:tc>
+          <w:tcPr>
+            <w:tcW w:type="dxa" w:w="2160"/>
+          </w:tcPr>
+          <w:p>
+            <w:r>
+              <w:t>0.028085</w:t>
+            </w:r>
+          </w:p>
+        </w:tc>
+        <w:tc>
+          <w:tcPr>
+            <w:tcW w:type="dxa" w:w="2160"/>
+          </w:tcPr>
+          <w:p>
+            <w:r>
+              <w:t>0.028228</w:t>
+            </w:r>
+          </w:p>
+        </w:tc>
+      </w:tr>
+      <w:tr>
+        <w:tc>
+          <w:tcPr>
+            <w:tcW w:type="dxa" w:w="2160"/>
+          </w:tcPr>
+          <w:p>
+            <w:r>
+              <w:t>10</w:t>
+            </w:r>
+          </w:p>
+        </w:tc>
+        <w:tc>
+          <w:tcPr>
+            <w:tcW w:type="dxa" w:w="2160"/>
+          </w:tcPr>
+          <w:p>
+            <w:r>
+              <w:t>0.010742</w:t>
+            </w:r>
+          </w:p>
+        </w:tc>
+        <w:tc>
+          <w:tcPr>
+            <w:tcW w:type="dxa" w:w="2160"/>
+          </w:tcPr>
+          <w:p>
+            <w:r>
+              <w:t>0.027249</w:t>
+            </w:r>
+          </w:p>
+        </w:tc>
+        <w:tc>
+          <w:tcPr>
+            <w:tcW w:type="dxa" w:w="2160"/>
+          </w:tcPr>
+          <w:p>
+            <w:r>
+              <w:t>0.027910</w:t>
+            </w:r>
+          </w:p>
+        </w:tc>
+      </w:tr>
+    </w:tbl>
     <w:p>
       <w:pPr>
         <w:pStyle w:val="Heading1"/>
@@ -1399,26 +5630,33 @@
       </w:r>
     </w:p>
     <w:p>
+      <w:pPr>
+        <w:pStyle w:val="ListBullet"/>
+      </w:pPr>
       <w:r>
-        <w:t>推荐三档：smoke/core/full。</w:t>
+        <w:t>smoke：最小快测，覆盖灰阶、色卡、高光、UI 文本和混光代表样本。</w:t>
       </w:r>
     </w:p>
     <w:p>
+      <w:pPr>
+        <w:pStyle w:val="ListBullet"/>
+      </w:pPr>
       <w:r>
-        <w:t>smoke：最小快测（含灰阶、色卡、高光、UI 文本、混光代表样本）。</w:t>
+        <w:t>core：日常回归，覆盖 13 合成 + 15 Kodak + JPEG 退化梯度。</w:t>
       </w:r>
     </w:p>
     <w:p>
+      <w:pPr>
+        <w:pStyle w:val="ListBullet"/>
+      </w:pPr>
       <w:r>
-        <w:t>core：日常回归（13 合成 + 15 Kodak + JPEG 退化梯度）。</w:t>
+        <w:t>full：发布门禁，覆盖 13 合成 + 全 24 Kodak + JPEG 退化梯度。</w:t>
       </w:r>
     </w:p>
     <w:p>
-      <w:r>
-        <w:t>full：发布门禁（13 合成 + 全 24 Kodak + JPEG 退化梯度）。</w:t>
-      </w:r>
-    </w:p>
-    <w:p>
+      <w:pPr>
+        <w:pStyle w:val="ListBullet"/>
+      </w:pPr>
       <w:r>
         <w:t>构建命令：python scripts/build_test_set.py --profile smoke|core|full</w:t>
       </w:r>
@@ -1432,33 +5670,51 @@
       </w:r>
     </w:p>
     <w:p>
+      <w:pPr>
+        <w:pStyle w:val="ListBullet"/>
+      </w:pPr>
       <w:r>
-        <w:t>- WA_SEL=64 输出与输入逐像素一致（&lt;=1 LSB）</w:t>
+        <w:t>WA_SEL=64 输出与输入逐像素一致（&lt;=1 LSB）。</w:t>
       </w:r>
     </w:p>
     <w:p>
+      <w:pPr>
+        <w:pStyle w:val="ListBullet"/>
+      </w:pPr>
       <w:r>
-        <w:t>- 冷暖方向正确：暖端 R↑B↓，冷端 R↓B↑</w:t>
+        <w:t>冷暖方向正确：暖端 R↑ B↓，冷端 R↓ B↑。</w:t>
       </w:r>
     </w:p>
     <w:p>
+      <w:pPr>
+        <w:pStyle w:val="ListBullet"/>
+      </w:pPr>
       <w:r>
-        <w:t>- 灰阶与天空渐变无明显 banding 新增</w:t>
+        <w:t>灰阶与天空渐变无明显新增 banding。</w:t>
       </w:r>
     </w:p>
     <w:p>
+      <w:pPr>
+        <w:pStyle w:val="ListBullet"/>
+      </w:pPr>
       <w:r>
-        <w:t>- 高亮和暗部无异常偏色或剪切突变</w:t>
+        <w:t>高亮和暗部无异常偏色或剪切突变。</w:t>
       </w:r>
     </w:p>
     <w:p>
+      <w:pPr>
+        <w:pStyle w:val="ListBullet"/>
+      </w:pPr>
       <w:r>
-        <w:t>- hw_stats 输出与文档资源表一致</w:t>
+        <w:t>WA_SEL 更新阶段和逐像素阶段的资源统计与文档一致。</w:t>
       </w:r>
     </w:p>
     <w:p>
+      <w:pPr>
+        <w:pStyle w:val="ListBullet"/>
+      </w:pPr>
       <w:r>
-        <w:t>- 验证报告输出 PASS</w:t>
+        <w:t>hw_stats 输出与资源表一致。</w:t>
       </w:r>
     </w:p>
     <w:p>
@@ -1471,7 +5727,7 @@
     </w:p>
     <w:p>
       <w:r>
-        <w:t>[1] IEC 61966-2-1:1999, Multimedia systems and equipment - Colour measurement and management - Part 2-1: Colour management - Default RGB colour space - sRGB.</w:t>
+        <w:t>[1] IEC 61966-2-1:1999, Colour management - Default RGB colour space - sRGB.</w:t>
       </w:r>
     </w:p>
     <w:p>
@@ -1481,7 +5737,7 @@
     </w:p>
     <w:p>
       <w:r>
-        <w:t>[3] Wyszecki, G. and Stiles, W. S., Color Science: Concepts and Methods, Quantitative Data and Formulae, 2nd ed., Wiley, 2000.</w:t>
+        <w:t>[3] Wyszecki, G. and Stiles, W. S., Color Science, 2nd ed., Wiley, 2000.</w:t>
       </w:r>
     </w:p>
     <w:p>
@@ -1491,12 +5747,7 @@
     </w:p>
     <w:p>
       <w:r>
-        <w:t>[5] ITU-R BT.709-6, Parameter values for the HDTV standards for production and international programme exchange.</w:t>
-      </w:r>
-    </w:p>
-    <w:p>
-      <w:r>
-        <w:t>注：若后续采用专利约束路径（例如特定 CCT-to-gain 映射或面板专有补偿），应在版本记录中追加专利号与权利要求映射。</w:t>
+        <w:t>[5] ITU-R BT.709-6, Parameter values for the HDTV standards.</w:t>
       </w:r>
     </w:p>
     <w:sectPr>
@@ -1873,8 +6124,8 @@
     <w:qFormat/>
     <w:rsid w:val="00FC693F"/>
     <w:rPr>
-      <w:rFonts w:ascii="Times New Roman" w:hAnsi="Times New Roman" w:eastAsia="SimSun"/>
-      <w:sz w:val="22"/>
+      <w:rFonts w:ascii="Times New Roman" w:hAnsi="Times New Roman"/>
+      <w:sz w:val="21"/>
     </w:rPr>
   </w:style>
   <w:style w:type="paragraph" w:styleId="Header">
@@ -1936,7 +6187,7 @@
       <w:outlineLvl w:val="0"/>
     </w:pPr>
     <w:rPr>
-      <w:rFonts w:asciiTheme="majorHAnsi" w:eastAsiaTheme="majorEastAsia" w:hAnsiTheme="majorHAnsi" w:cstheme="majorBidi"/>
+      <w:rFonts w:asciiTheme="majorHAnsi" w:eastAsiaTheme="majorEastAsia" w:hAnsiTheme="majorHAnsi" w:cstheme="majorBidi" w:ascii="Times New Roman" w:hAnsi="Times New Roman"/>
       <w:b/>
       <w:bCs/>
       <w:color w:val="365F91" w:themeColor="accent1" w:themeShade="BF"/>
@@ -1960,7 +6211,7 @@
       <w:outlineLvl w:val="1"/>
     </w:pPr>
     <w:rPr>
-      <w:rFonts w:asciiTheme="majorHAnsi" w:eastAsiaTheme="majorEastAsia" w:hAnsiTheme="majorHAnsi" w:cstheme="majorBidi"/>
+      <w:rFonts w:asciiTheme="majorHAnsi" w:eastAsiaTheme="majorEastAsia" w:hAnsiTheme="majorHAnsi" w:cstheme="majorBidi" w:ascii="Times New Roman" w:hAnsi="Times New Roman"/>
       <w:b/>
       <w:bCs/>
       <w:color w:val="4F81BD" w:themeColor="accent1"/>
@@ -1984,7 +6235,7 @@
       <w:outlineLvl w:val="2"/>
     </w:pPr>
     <w:rPr>
-      <w:rFonts w:asciiTheme="majorHAnsi" w:eastAsiaTheme="majorEastAsia" w:hAnsiTheme="majorHAnsi" w:cstheme="majorBidi"/>
+      <w:rFonts w:asciiTheme="majorHAnsi" w:eastAsiaTheme="majorEastAsia" w:hAnsiTheme="majorHAnsi" w:cstheme="majorBidi" w:ascii="Times New Roman" w:hAnsi="Times New Roman"/>
       <w:b/>
       <w:bCs/>
       <w:color w:val="4F81BD" w:themeColor="accent1"/>
